--- a/LabWorks_2026/Лабораторная работа №3.docx
+++ b/LabWorks_2026/Лабораторная работа №3.docx
@@ -38,9 +38,6 @@
         <w:t>Изучить процесс разработки разветвляющихся алгоритмов на языке C</w:t>
       </w:r>
       <w:r>
-        <w:rPr>
-          <w:lang w:val="en-US"/>
-        </w:rPr>
         <w:t>#</w:t>
       </w:r>
       <w:r>
@@ -66,9 +63,57 @@
           <w:ilvl w:val="1"/>
           <w:numId w:val="3"/>
         </w:numPr>
-      </w:pPr>
-      <w:r>
-        <w:t>Немцова, Т. И. Программирование на языке высокого уровня. Программирование на языке С++ / Т. И. Немцова, С. Ю. Голова, А. И. Терентьев. – Москва : Форум, 2019. – URL: https://ibooks.ru/reading.php?productid=361544. – Режим доступа: для зарегистрир. пользователей. – Текст : электронный. – гл.4.</w:t>
+        <w:rPr>
+          <w:highlight w:val="yellow"/>
+        </w:rPr>
+      </w:pPr>
+      <w:r>
+        <w:rPr>
+          <w:highlight w:val="yellow"/>
+        </w:rPr>
+        <w:t xml:space="preserve">Немцова, Т. И. Программирование на языке высокого уровня. Программирование на языке С++ / Т. И. Немцова, С. Ю. Голова, А. И. Терентьев. – </w:t>
+      </w:r>
+      <w:proofErr w:type="gramStart"/>
+      <w:r>
+        <w:rPr>
+          <w:highlight w:val="yellow"/>
+        </w:rPr>
+        <w:t>Москва :</w:t>
+      </w:r>
+      <w:proofErr w:type="gramEnd"/>
+      <w:r>
+        <w:rPr>
+          <w:highlight w:val="yellow"/>
+        </w:rPr>
+        <w:t xml:space="preserve"> Форум, 2019. – URL: https://ibooks.ru/reading.php?productid=361544. – Режим доступа: для </w:t>
+      </w:r>
+      <w:proofErr w:type="spellStart"/>
+      <w:r>
+        <w:rPr>
+          <w:highlight w:val="yellow"/>
+        </w:rPr>
+        <w:t>зарегистрир</w:t>
+      </w:r>
+      <w:proofErr w:type="spellEnd"/>
+      <w:r>
+        <w:rPr>
+          <w:highlight w:val="yellow"/>
+        </w:rPr>
+        <w:t xml:space="preserve">. пользователей. – </w:t>
+      </w:r>
+      <w:proofErr w:type="gramStart"/>
+      <w:r>
+        <w:rPr>
+          <w:highlight w:val="yellow"/>
+        </w:rPr>
+        <w:t>Текст :</w:t>
+      </w:r>
+      <w:proofErr w:type="gramEnd"/>
+      <w:r>
+        <w:rPr>
+          <w:highlight w:val="yellow"/>
+        </w:rPr>
+        <w:t xml:space="preserve"> электронный. – гл.4.</w:t>
       </w:r>
     </w:p>
     <w:p>
@@ -147,12 +192,21 @@
       <w:pPr>
         <w:pStyle w:val="2"/>
         <w:numPr>
+          <w:ilvl w:val="0"/>
+          <w:numId w:val="0"/>
+        </w:numPr>
+      </w:pPr>
+    </w:p>
+    <w:p>
+      <w:pPr>
+        <w:pStyle w:val="2"/>
+        <w:numPr>
           <w:ilvl w:val="1"/>
           <w:numId w:val="3"/>
         </w:numPr>
       </w:pPr>
       <w:r>
-        <w:t xml:space="preserve">Написать программу, определяющую по введенному пользователем году и номеру месяца (необходимо проверять корректность ввода): </w:t>
+        <w:t xml:space="preserve">Пользователь вводит 3 числа – стороны треугольника, проверить и вывести: </w:t>
       </w:r>
     </w:p>
     <w:p>
@@ -162,13 +216,10 @@
           <w:ilvl w:val="0"/>
           <w:numId w:val="0"/>
         </w:numPr>
-        <w:ind w:firstLine="567"/>
-        <w:rPr>
-          <w:lang w:val="en-US"/>
-        </w:rPr>
-      </w:pPr>
-      <w:r>
-        <w:t xml:space="preserve">- является ли введенный пользователем год високосным (кратен 4 и не кратен 100 или кратен 400); </w:t>
+        <w:ind w:left="567"/>
+      </w:pPr>
+      <w:r>
+        <w:t xml:space="preserve">существует ли такой треугольник, </w:t>
       </w:r>
     </w:p>
     <w:p>
@@ -178,26 +229,10 @@
           <w:ilvl w:val="0"/>
           <w:numId w:val="0"/>
         </w:numPr>
-        <w:ind w:firstLine="567"/>
-        <w:rPr>
-          <w:lang w:val="en-US"/>
-        </w:rPr>
-      </w:pPr>
-      <w:r>
-        <w:t xml:space="preserve">- количество дней в месяце; </w:t>
-      </w:r>
-    </w:p>
-    <w:p>
-      <w:pPr>
-        <w:pStyle w:val="2"/>
-        <w:numPr>
-          <w:ilvl w:val="0"/>
-          <w:numId w:val="0"/>
-        </w:numPr>
-        <w:ind w:firstLine="567"/>
-      </w:pPr>
-      <w:r>
-        <w:t xml:space="preserve">- сезон (зима, весна, лето, осень). </w:t>
+        <w:ind w:left="567"/>
+      </w:pPr>
+      <w:r>
+        <w:t>является ли он равносторонним или равнобедренным.</w:t>
       </w:r>
     </w:p>
     <w:tbl>
@@ -291,29 +326,7 @@
                 <w:sz w:val="28"/>
                 <w:szCs w:val="28"/>
               </w:rPr>
-              <w:t>1900</w:t>
-            </w:r>
-          </w:p>
-          <w:p>
-            <w:pPr>
-              <w:pStyle w:val="2"/>
-              <w:numPr>
-                <w:ilvl w:val="0"/>
-                <w:numId w:val="0"/>
-              </w:numPr>
-              <w:rPr>
-                <w:rFonts w:ascii="Times New Roman" w:hAnsi="Times New Roman" w:cs="Times New Roman"/>
-                <w:sz w:val="28"/>
-                <w:szCs w:val="28"/>
-              </w:rPr>
-            </w:pPr>
-            <w:r>
-              <w:rPr>
-                <w:rFonts w:ascii="Times New Roman" w:hAnsi="Times New Roman" w:cs="Times New Roman"/>
-                <w:sz w:val="28"/>
-                <w:szCs w:val="28"/>
-              </w:rPr>
-              <w:t>2</w:t>
+              <w:t>3, 4, 5</w:t>
             </w:r>
           </w:p>
         </w:tc>
@@ -339,37 +352,7 @@
                 <w:szCs w:val="28"/>
                 <w14:ligatures w14:val="none"/>
               </w:rPr>
-              <w:t>Нев</w:t>
-            </w:r>
-            <w:r>
-              <w:rPr>
-                <w:rFonts w:ascii="Times New Roman" w:hAnsi="Times New Roman" w:cs="Times New Roman"/>
-                <w:kern w:val="3"/>
-                <w:sz w:val="28"/>
-                <w:szCs w:val="28"/>
-                <w14:ligatures w14:val="none"/>
-              </w:rPr>
-              <w:t>исокосный, 2</w:t>
-            </w:r>
-            <w:r>
-              <w:rPr>
-                <w:rFonts w:ascii="Times New Roman" w:hAnsi="Times New Roman" w:cs="Times New Roman"/>
-                <w:kern w:val="3"/>
-                <w:sz w:val="28"/>
-                <w:szCs w:val="28"/>
-                <w14:ligatures w14:val="none"/>
-              </w:rPr>
-              <w:t>8</w:t>
-            </w:r>
-            <w:r>
-              <w:rPr>
-                <w:rFonts w:ascii="Times New Roman" w:hAnsi="Times New Roman" w:cs="Times New Roman"/>
-                <w:kern w:val="3"/>
-                <w:sz w:val="28"/>
-                <w:szCs w:val="28"/>
-                <w14:ligatures w14:val="none"/>
-              </w:rPr>
-              <w:t>, зима</w:t>
+              <w:t>Существует, разносторонний</w:t>
             </w:r>
           </w:p>
         </w:tc>
@@ -386,44 +369,14 @@
                 <w:ilvl w:val="0"/>
                 <w:numId w:val="0"/>
               </w:numPr>
-              <w:rPr>
-                <w:rFonts w:ascii="Times New Roman" w:hAnsi="Times New Roman" w:cs="Times New Roman"/>
-                <w:sz w:val="28"/>
-                <w:szCs w:val="28"/>
-              </w:rPr>
-            </w:pPr>
-            <w:r>
-              <w:rPr>
-                <w:rFonts w:ascii="Times New Roman" w:hAnsi="Times New Roman" w:cs="Times New Roman"/>
-                <w:sz w:val="28"/>
-                <w:szCs w:val="28"/>
-              </w:rPr>
-              <w:t>20</w:t>
-            </w:r>
-            <w:r>
-              <w:rPr>
-                <w:rFonts w:ascii="Times New Roman" w:hAnsi="Times New Roman" w:cs="Times New Roman"/>
-                <w:sz w:val="28"/>
-                <w:szCs w:val="28"/>
-              </w:rPr>
-              <w:t>00</w:t>
-            </w:r>
-          </w:p>
-          <w:p>
-            <w:pPr>
-              <w:pStyle w:val="2"/>
-              <w:numPr>
-                <w:ilvl w:val="0"/>
-                <w:numId w:val="0"/>
-              </w:numPr>
-            </w:pPr>
-            <w:r>
-              <w:rPr>
-                <w:rFonts w:ascii="Times New Roman" w:hAnsi="Times New Roman" w:cs="Times New Roman"/>
-                <w:sz w:val="28"/>
-                <w:szCs w:val="28"/>
-              </w:rPr>
-              <w:t>2</w:t>
+            </w:pPr>
+            <w:r>
+              <w:rPr>
+                <w:rFonts w:ascii="Times New Roman" w:hAnsi="Times New Roman" w:cs="Times New Roman"/>
+                <w:sz w:val="28"/>
+                <w:szCs w:val="28"/>
+              </w:rPr>
+              <w:t>3, 3, 3</w:t>
             </w:r>
           </w:p>
         </w:tc>
@@ -440,7 +393,7 @@
                 <w:szCs w:val="28"/>
                 <w14:ligatures w14:val="none"/>
               </w:rPr>
-              <w:t>Високосный, 29, зима</w:t>
+              <w:t>Существует, равносторонний</w:t>
             </w:r>
           </w:p>
         </w:tc>
@@ -457,21 +410,40 @@
                 <w:ilvl w:val="0"/>
                 <w:numId w:val="0"/>
               </w:numPr>
-              <w:rPr>
-                <w:rFonts w:ascii="Times New Roman" w:hAnsi="Times New Roman" w:cs="Times New Roman"/>
-                <w:sz w:val="28"/>
-                <w:szCs w:val="28"/>
-              </w:rPr>
-            </w:pPr>
-            <w:r>
-              <w:rPr>
-                <w:rFonts w:ascii="Times New Roman" w:hAnsi="Times New Roman" w:cs="Times New Roman"/>
-                <w:sz w:val="28"/>
-                <w:szCs w:val="28"/>
-              </w:rPr>
-              <w:t>2021</w:t>
-            </w:r>
-          </w:p>
+            </w:pPr>
+            <w:r>
+              <w:rPr>
+                <w:rFonts w:ascii="Times New Roman" w:hAnsi="Times New Roman" w:cs="Times New Roman"/>
+                <w:sz w:val="28"/>
+                <w:szCs w:val="28"/>
+              </w:rPr>
+              <w:t>3, 4, 3</w:t>
+            </w:r>
+          </w:p>
+        </w:tc>
+        <w:tc>
+          <w:tcPr>
+            <w:tcW w:w="6940" w:type="dxa"/>
+          </w:tcPr>
+          <w:p>
+            <w:r>
+              <w:rPr>
+                <w:rFonts w:ascii="Times New Roman" w:hAnsi="Times New Roman" w:cs="Times New Roman"/>
+                <w:kern w:val="3"/>
+                <w:sz w:val="28"/>
+                <w:szCs w:val="28"/>
+                <w14:ligatures w14:val="none"/>
+              </w:rPr>
+              <w:t>Существует, равнобедренный</w:t>
+            </w:r>
+          </w:p>
+        </w:tc>
+      </w:tr>
+      <w:tr>
+        <w:tc>
+          <w:tcPr>
+            <w:tcW w:w="2405" w:type="dxa"/>
+          </w:tcPr>
           <w:p>
             <w:pPr>
               <w:pStyle w:val="2"/>
@@ -486,15 +458,7 @@
                 <w:sz w:val="28"/>
                 <w:szCs w:val="28"/>
               </w:rPr>
-              <w:t>1</w:t>
-            </w:r>
-            <w:r>
-              <w:rPr>
-                <w:rFonts w:ascii="Times New Roman" w:hAnsi="Times New Roman" w:cs="Times New Roman"/>
-                <w:sz w:val="28"/>
-                <w:szCs w:val="28"/>
-              </w:rPr>
-              <w:t>2</w:t>
+              <w:t>1, 2, 3</w:t>
             </w:r>
           </w:p>
         </w:tc>
@@ -511,27 +475,7 @@
                 <w:szCs w:val="28"/>
                 <w14:ligatures w14:val="none"/>
               </w:rPr>
-              <w:t xml:space="preserve">Невисокосный, </w:t>
-            </w:r>
-            <w:r>
-              <w:rPr>
-                <w:rFonts w:ascii="Times New Roman" w:hAnsi="Times New Roman" w:cs="Times New Roman"/>
-                <w:kern w:val="3"/>
-                <w:sz w:val="28"/>
-                <w:szCs w:val="28"/>
-                <w14:ligatures w14:val="none"/>
-              </w:rPr>
-              <w:t>31</w:t>
-            </w:r>
-            <w:r>
-              <w:rPr>
-                <w:rFonts w:ascii="Times New Roman" w:hAnsi="Times New Roman" w:cs="Times New Roman"/>
-                <w:kern w:val="3"/>
-                <w:sz w:val="28"/>
-                <w:szCs w:val="28"/>
-                <w14:ligatures w14:val="none"/>
-              </w:rPr>
-              <w:t>, зима</w:t>
+              <w:t>Не существует</w:t>
             </w:r>
           </w:p>
         </w:tc>
@@ -544,6 +488,7 @@
           <w:ilvl w:val="0"/>
           <w:numId w:val="0"/>
         </w:numPr>
+        <w:ind w:left="567"/>
       </w:pPr>
     </w:p>
     <w:p>
@@ -555,7 +500,30 @@
         </w:numPr>
       </w:pPr>
       <w:r>
-        <w:t>Пользователь вводит 3 числа – стороны треугольника, проверить и вывести: существует ли такой треугольник, является ли он равносторонним или равнобедренным.</w:t>
+        <w:t>Написать приложение «Конвертер валют». Курс валют (доллары</w:t>
+      </w:r>
+      <w:r>
+        <w:t xml:space="preserve"> </w:t>
+      </w:r>
+      <w:r>
+        <w:t>84.24</w:t>
+      </w:r>
+      <w:r>
+        <w:t>, евро</w:t>
+      </w:r>
+      <w:r>
+        <w:t xml:space="preserve"> 97.3</w:t>
+      </w:r>
+      <w:r>
+        <w:t xml:space="preserve">) задать </w:t>
+      </w:r>
+      <w:proofErr w:type="spellStart"/>
+      <w:r>
+        <w:t>программно</w:t>
+      </w:r>
+      <w:proofErr w:type="spellEnd"/>
+      <w:r>
+        <w:t>, исходную сумму в рублях и требуемую валюту указывает пользователь. На выходе — сумма в валюте, округленная до двух знаков после запятой. Если введена некорректная валюта, выводить исходную сумму.</w:t>
       </w:r>
     </w:p>
     <w:tbl>
@@ -641,15 +609,41 @@
                 <w:rFonts w:ascii="Times New Roman" w:hAnsi="Times New Roman" w:cs="Times New Roman"/>
                 <w:sz w:val="28"/>
                 <w:szCs w:val="28"/>
-              </w:rPr>
-            </w:pPr>
-            <w:r>
-              <w:rPr>
-                <w:rFonts w:ascii="Times New Roman" w:hAnsi="Times New Roman" w:cs="Times New Roman"/>
-                <w:sz w:val="28"/>
-                <w:szCs w:val="28"/>
-              </w:rPr>
-              <w:t>3, 4, 5</w:t>
+                <w:lang w:val="en-US"/>
+              </w:rPr>
+            </w:pPr>
+            <w:r>
+              <w:rPr>
+                <w:rFonts w:ascii="Times New Roman" w:hAnsi="Times New Roman" w:cs="Times New Roman"/>
+                <w:sz w:val="28"/>
+                <w:szCs w:val="28"/>
+                <w:lang w:val="en-US"/>
+              </w:rPr>
+              <w:t>1000</w:t>
+            </w:r>
+          </w:p>
+          <w:p>
+            <w:pPr>
+              <w:pStyle w:val="2"/>
+              <w:numPr>
+                <w:ilvl w:val="0"/>
+                <w:numId w:val="0"/>
+              </w:numPr>
+              <w:rPr>
+                <w:rFonts w:ascii="Times New Roman" w:hAnsi="Times New Roman" w:cs="Times New Roman"/>
+                <w:sz w:val="28"/>
+                <w:szCs w:val="28"/>
+                <w:lang w:val="en-US"/>
+              </w:rPr>
+            </w:pPr>
+            <w:r>
+              <w:rPr>
+                <w:rFonts w:ascii="Times New Roman" w:hAnsi="Times New Roman" w:cs="Times New Roman"/>
+                <w:sz w:val="28"/>
+                <w:szCs w:val="28"/>
+                <w:lang w:val="en-US"/>
+              </w:rPr>
+              <w:t>EUR</w:t>
             </w:r>
           </w:p>
         </w:tc>
@@ -664,6 +658,7 @@
                 <w:kern w:val="3"/>
                 <w:sz w:val="28"/>
                 <w:szCs w:val="28"/>
+                <w:lang w:val="en-US"/>
                 <w14:ligatures w14:val="none"/>
               </w:rPr>
             </w:pPr>
@@ -673,9 +668,10 @@
                 <w:kern w:val="3"/>
                 <w:sz w:val="28"/>
                 <w:szCs w:val="28"/>
+                <w:lang w:val="en-US"/>
                 <w14:ligatures w14:val="none"/>
               </w:rPr>
-              <w:t>Существует, разносторонний</w:t>
+              <w:t>10,28</w:t>
             </w:r>
           </w:p>
         </w:tc>
@@ -692,38 +688,45 @@
                 <w:ilvl w:val="0"/>
                 <w:numId w:val="0"/>
               </w:numPr>
-            </w:pPr>
-            <w:r>
-              <w:rPr>
-                <w:rFonts w:ascii="Times New Roman" w:hAnsi="Times New Roman" w:cs="Times New Roman"/>
-                <w:sz w:val="28"/>
-                <w:szCs w:val="28"/>
-              </w:rPr>
-              <w:t xml:space="preserve">3, </w:t>
-            </w:r>
-            <w:r>
-              <w:rPr>
-                <w:rFonts w:ascii="Times New Roman" w:hAnsi="Times New Roman" w:cs="Times New Roman"/>
-                <w:sz w:val="28"/>
-                <w:szCs w:val="28"/>
-              </w:rPr>
-              <w:t>3</w:t>
-            </w:r>
-            <w:r>
-              <w:rPr>
-                <w:rFonts w:ascii="Times New Roman" w:hAnsi="Times New Roman" w:cs="Times New Roman"/>
-                <w:sz w:val="28"/>
-                <w:szCs w:val="28"/>
-              </w:rPr>
-              <w:t xml:space="preserve">, </w:t>
-            </w:r>
-            <w:r>
-              <w:rPr>
-                <w:rFonts w:ascii="Times New Roman" w:hAnsi="Times New Roman" w:cs="Times New Roman"/>
-                <w:sz w:val="28"/>
-                <w:szCs w:val="28"/>
-              </w:rPr>
-              <w:t>3</w:t>
+              <w:rPr>
+                <w:rFonts w:ascii="Times New Roman" w:hAnsi="Times New Roman" w:cs="Times New Roman"/>
+                <w:sz w:val="28"/>
+                <w:szCs w:val="28"/>
+                <w:lang w:val="en-US"/>
+              </w:rPr>
+            </w:pPr>
+            <w:r>
+              <w:rPr>
+                <w:rFonts w:ascii="Times New Roman" w:hAnsi="Times New Roman" w:cs="Times New Roman"/>
+                <w:sz w:val="28"/>
+                <w:szCs w:val="28"/>
+                <w:lang w:val="en-US"/>
+              </w:rPr>
+              <w:t>1000</w:t>
+            </w:r>
+          </w:p>
+          <w:p>
+            <w:pPr>
+              <w:pStyle w:val="2"/>
+              <w:numPr>
+                <w:ilvl w:val="0"/>
+                <w:numId w:val="0"/>
+              </w:numPr>
+              <w:rPr>
+                <w:rFonts w:ascii="Times New Roman" w:hAnsi="Times New Roman" w:cs="Times New Roman"/>
+                <w:sz w:val="28"/>
+                <w:szCs w:val="28"/>
+                <w:lang w:val="en-US"/>
+              </w:rPr>
+            </w:pPr>
+            <w:r>
+              <w:rPr>
+                <w:rFonts w:ascii="Times New Roman" w:hAnsi="Times New Roman" w:cs="Times New Roman"/>
+                <w:sz w:val="28"/>
+                <w:szCs w:val="28"/>
+                <w:lang w:val="en-US"/>
+              </w:rPr>
+              <w:t>USD</w:t>
             </w:r>
           </w:p>
         </w:tc>
@@ -738,29 +741,10 @@
                 <w:kern w:val="3"/>
                 <w:sz w:val="28"/>
                 <w:szCs w:val="28"/>
+                <w:lang w:val="en-US"/>
                 <w14:ligatures w14:val="none"/>
               </w:rPr>
-              <w:t>Существует, ра</w:t>
-            </w:r>
-            <w:r>
-              <w:rPr>
-                <w:rFonts w:ascii="Times New Roman" w:hAnsi="Times New Roman" w:cs="Times New Roman"/>
-                <w:kern w:val="3"/>
-                <w:sz w:val="28"/>
-                <w:szCs w:val="28"/>
-                <w14:ligatures w14:val="none"/>
-              </w:rPr>
-              <w:t>в</w:t>
-            </w:r>
-            <w:r>
-              <w:rPr>
-                <w:rFonts w:ascii="Times New Roman" w:hAnsi="Times New Roman" w:cs="Times New Roman"/>
-                <w:kern w:val="3"/>
-                <w:sz w:val="28"/>
-                <w:szCs w:val="28"/>
-                <w14:ligatures w14:val="none"/>
-              </w:rPr>
-              <w:t>носторонний</w:t>
+              <w:t>11,87</w:t>
             </w:r>
           </w:p>
         </w:tc>
@@ -777,22 +761,45 @@
                 <w:ilvl w:val="0"/>
                 <w:numId w:val="0"/>
               </w:numPr>
-            </w:pPr>
-            <w:r>
-              <w:rPr>
-                <w:rFonts w:ascii="Times New Roman" w:hAnsi="Times New Roman" w:cs="Times New Roman"/>
-                <w:sz w:val="28"/>
-                <w:szCs w:val="28"/>
-              </w:rPr>
-              <w:t xml:space="preserve">3, 4, </w:t>
-            </w:r>
-            <w:r>
-              <w:rPr>
-                <w:rFonts w:ascii="Times New Roman" w:hAnsi="Times New Roman" w:cs="Times New Roman"/>
-                <w:sz w:val="28"/>
-                <w:szCs w:val="28"/>
-              </w:rPr>
-              <w:t>3</w:t>
+              <w:rPr>
+                <w:rFonts w:ascii="Times New Roman" w:hAnsi="Times New Roman" w:cs="Times New Roman"/>
+                <w:sz w:val="28"/>
+                <w:szCs w:val="28"/>
+                <w:lang w:val="en-US"/>
+              </w:rPr>
+            </w:pPr>
+            <w:r>
+              <w:rPr>
+                <w:rFonts w:ascii="Times New Roman" w:hAnsi="Times New Roman" w:cs="Times New Roman"/>
+                <w:sz w:val="28"/>
+                <w:szCs w:val="28"/>
+                <w:lang w:val="en-US"/>
+              </w:rPr>
+              <w:t>1000</w:t>
+            </w:r>
+          </w:p>
+          <w:p>
+            <w:pPr>
+              <w:pStyle w:val="2"/>
+              <w:numPr>
+                <w:ilvl w:val="0"/>
+                <w:numId w:val="0"/>
+              </w:numPr>
+              <w:rPr>
+                <w:rFonts w:ascii="Times New Roman" w:hAnsi="Times New Roman" w:cs="Times New Roman"/>
+                <w:sz w:val="28"/>
+                <w:szCs w:val="28"/>
+                <w:lang w:val="en-US"/>
+              </w:rPr>
+            </w:pPr>
+            <w:r>
+              <w:rPr>
+                <w:rFonts w:ascii="Times New Roman" w:hAnsi="Times New Roman" w:cs="Times New Roman"/>
+                <w:sz w:val="28"/>
+                <w:szCs w:val="28"/>
+                <w:lang w:val="en-US"/>
+              </w:rPr>
+              <w:t>YEN</w:t>
             </w:r>
           </w:p>
         </w:tc>
@@ -801,86 +808,24 @@
             <w:tcW w:w="6940" w:type="dxa"/>
           </w:tcPr>
           <w:p>
-            <w:r>
-              <w:rPr>
-                <w:rFonts w:ascii="Times New Roman" w:hAnsi="Times New Roman" w:cs="Times New Roman"/>
-                <w:kern w:val="3"/>
-                <w:sz w:val="28"/>
-                <w:szCs w:val="28"/>
-                <w14:ligatures w14:val="none"/>
-              </w:rPr>
-              <w:t>Существует, ра</w:t>
-            </w:r>
-            <w:r>
-              <w:rPr>
-                <w:rFonts w:ascii="Times New Roman" w:hAnsi="Times New Roman" w:cs="Times New Roman"/>
-                <w:kern w:val="3"/>
-                <w:sz w:val="28"/>
-                <w:szCs w:val="28"/>
-                <w14:ligatures w14:val="none"/>
-              </w:rPr>
-              <w:t>в</w:t>
-            </w:r>
-            <w:r>
-              <w:rPr>
-                <w:rFonts w:ascii="Times New Roman" w:hAnsi="Times New Roman" w:cs="Times New Roman"/>
-                <w:kern w:val="3"/>
-                <w:sz w:val="28"/>
-                <w:szCs w:val="28"/>
-                <w14:ligatures w14:val="none"/>
-              </w:rPr>
-              <w:t>но</w:t>
-            </w:r>
-            <w:r>
-              <w:rPr>
-                <w:rFonts w:ascii="Times New Roman" w:hAnsi="Times New Roman" w:cs="Times New Roman"/>
-                <w:kern w:val="3"/>
-                <w:sz w:val="28"/>
-                <w:szCs w:val="28"/>
-                <w14:ligatures w14:val="none"/>
-              </w:rPr>
-              <w:t>бедренный</w:t>
-            </w:r>
-          </w:p>
-        </w:tc>
-      </w:tr>
-      <w:tr>
-        <w:tc>
-          <w:tcPr>
-            <w:tcW w:w="2405" w:type="dxa"/>
-          </w:tcPr>
-          <w:p>
-            <w:pPr>
-              <w:pStyle w:val="2"/>
-              <w:numPr>
-                <w:ilvl w:val="0"/>
-                <w:numId w:val="0"/>
-              </w:numPr>
-            </w:pPr>
-            <w:r>
-              <w:rPr>
-                <w:rFonts w:ascii="Times New Roman" w:hAnsi="Times New Roman" w:cs="Times New Roman"/>
-                <w:sz w:val="28"/>
-                <w:szCs w:val="28"/>
-              </w:rPr>
-              <w:t>1, 2, 3</w:t>
-            </w:r>
-          </w:p>
-        </w:tc>
-        <w:tc>
-          <w:tcPr>
-            <w:tcW w:w="6940" w:type="dxa"/>
-          </w:tcPr>
-          <w:p>
-            <w:r>
-              <w:rPr>
-                <w:rFonts w:ascii="Times New Roman" w:hAnsi="Times New Roman" w:cs="Times New Roman"/>
-                <w:kern w:val="3"/>
-                <w:sz w:val="28"/>
-                <w:szCs w:val="28"/>
-                <w14:ligatures w14:val="none"/>
-              </w:rPr>
-              <w:t>Не существует</w:t>
+            <w:pPr>
+              <w:rPr>
+                <w:rFonts w:ascii="Times New Roman" w:hAnsi="Times New Roman" w:cs="Times New Roman"/>
+                <w:bCs w:val="0"/>
+                <w:sz w:val="28"/>
+                <w:szCs w:val="28"/>
+                <w:lang w:val="en-US"/>
+              </w:rPr>
+            </w:pPr>
+            <w:r>
+              <w:rPr>
+                <w:rFonts w:ascii="Times New Roman" w:hAnsi="Times New Roman" w:cs="Times New Roman"/>
+                <w:bCs w:val="0"/>
+                <w:sz w:val="28"/>
+                <w:szCs w:val="28"/>
+                <w:lang w:val="en-US"/>
+              </w:rPr>
+              <w:t>1000</w:t>
             </w:r>
           </w:p>
         </w:tc>
@@ -893,7 +838,9 @@
           <w:ilvl w:val="0"/>
           <w:numId w:val="0"/>
         </w:numPr>
-        <w:ind w:left="567"/>
+        <w:rPr>
+          <w:lang w:val="en-US"/>
+        </w:rPr>
       </w:pPr>
     </w:p>
     <w:p>
@@ -905,23 +852,144 @@
         </w:numPr>
       </w:pPr>
       <w:r>
-        <w:lastRenderedPageBreak/>
-        <w:t>Написать приложение «Конвертер валют». Курс валют (доллары</w:t>
-      </w:r>
-      <w:r>
-        <w:t xml:space="preserve"> </w:t>
-      </w:r>
-      <w:r>
-        <w:t>84.24</w:t>
-      </w:r>
-      <w:r>
-        <w:t>, евро</w:t>
-      </w:r>
-      <w:r>
-        <w:t xml:space="preserve"> 97.3</w:t>
-      </w:r>
-      <w:r>
-        <w:t>) задать программно, исходную сумму в рублях и требуемую валюту указывает пользователь. На выходе — сумма в валюте, округленная до двух знаков после запятой. Если введена некорректная валюта, выводить исходную сумму.</w:t>
+        <w:t xml:space="preserve">Написать программу, вычисляющую значение функции у(x): </w:t>
+      </w:r>
+    </w:p>
+    <w:p>
+      <w:pPr>
+        <w:pStyle w:val="2"/>
+        <w:numPr>
+          <w:ilvl w:val="0"/>
+          <w:numId w:val="0"/>
+        </w:numPr>
+        <w:ind w:left="567"/>
+      </w:pPr>
+      <w:r>
+        <w:t xml:space="preserve">- если х </w:t>
+      </w:r>
+      <w:proofErr w:type="gramStart"/>
+      <w:r>
+        <w:t>&lt; 0</w:t>
+      </w:r>
+      <w:proofErr w:type="gramEnd"/>
+      <w:r>
+        <w:t>, то у(х) = a+x</w:t>
+      </w:r>
+      <w:r>
+        <w:rPr>
+          <w:vertAlign w:val="superscript"/>
+        </w:rPr>
+        <w:t>3</w:t>
+      </w:r>
+      <w:r>
+        <w:t xml:space="preserve">; </w:t>
+      </w:r>
+    </w:p>
+    <w:p>
+      <w:pPr>
+        <w:pStyle w:val="2"/>
+        <w:numPr>
+          <w:ilvl w:val="0"/>
+          <w:numId w:val="0"/>
+        </w:numPr>
+        <w:ind w:left="567"/>
+      </w:pPr>
+      <w:r>
+        <w:t xml:space="preserve">- если 0 ≤ х </w:t>
+      </w:r>
+      <w:proofErr w:type="gramStart"/>
+      <w:r>
+        <w:t>&lt; 3</w:t>
+      </w:r>
+      <w:proofErr w:type="gramEnd"/>
+      <w:r>
+        <w:t xml:space="preserve">, то у(х) = </w:t>
+      </w:r>
+      <w:proofErr w:type="spellStart"/>
+      <w:r>
+        <w:t>sin</w:t>
+      </w:r>
+      <w:proofErr w:type="spellEnd"/>
+      <w:r>
+        <w:t>(x)+</w:t>
+      </w:r>
+      <w:proofErr w:type="spellStart"/>
+      <w:r>
+        <w:t>cos</w:t>
+      </w:r>
+      <w:proofErr w:type="spellEnd"/>
+      <w:r>
+        <w:t>(</w:t>
+      </w:r>
+      <w:r>
+        <w:rPr>
+          <w:lang w:val="en-US"/>
+        </w:rPr>
+        <w:t>a</w:t>
+      </w:r>
+      <w:r>
+        <w:t xml:space="preserve">); </w:t>
+      </w:r>
+    </w:p>
+    <w:p>
+      <w:pPr>
+        <w:pStyle w:val="2"/>
+        <w:numPr>
+          <w:ilvl w:val="0"/>
+          <w:numId w:val="0"/>
+        </w:numPr>
+        <w:ind w:left="567"/>
+      </w:pPr>
+      <w:r>
+        <w:t xml:space="preserve">- если 3 ≤ х </w:t>
+      </w:r>
+      <w:proofErr w:type="gramStart"/>
+      <w:r>
+        <w:t>&lt; 5</w:t>
+      </w:r>
+      <w:proofErr w:type="gramEnd"/>
+      <w:r>
+        <w:t xml:space="preserve"> то у(х) = 1/(а-х); </w:t>
+      </w:r>
+    </w:p>
+    <w:p>
+      <w:pPr>
+        <w:pStyle w:val="2"/>
+        <w:numPr>
+          <w:ilvl w:val="0"/>
+          <w:numId w:val="0"/>
+        </w:numPr>
+        <w:ind w:left="567"/>
+      </w:pPr>
+      <w:r>
+        <w:t xml:space="preserve">- если х ≥ </w:t>
+      </w:r>
+      <w:proofErr w:type="gramStart"/>
+      <w:r>
+        <w:t>5 ,</w:t>
+      </w:r>
+      <w:proofErr w:type="gramEnd"/>
+      <w:r>
+        <w:t xml:space="preserve"> то у(х) = √(х-a). </w:t>
+      </w:r>
+    </w:p>
+    <w:p>
+      <w:pPr>
+        <w:pStyle w:val="2"/>
+        <w:numPr>
+          <w:ilvl w:val="0"/>
+          <w:numId w:val="0"/>
+        </w:numPr>
+        <w:ind w:firstLine="567"/>
+      </w:pPr>
+      <w:r>
+        <w:t xml:space="preserve">Числа а и х вводятся пользователем. Результат при выводе округлять до </w:t>
+      </w:r>
+      <w:r>
+        <w:t>двух</w:t>
+      </w:r>
+      <w:r>
+        <w:t xml:space="preserve"> знаков после запятой. В случае, если результат вычислить невозможно, вывести соответствующее сообщение.</w:t>
       </w:r>
     </w:p>
     <w:tbl>
@@ -1017,7 +1085,7 @@
                 <w:szCs w:val="28"/>
                 <w:lang w:val="en-US"/>
               </w:rPr>
-              <w:t>1000</w:t>
+              <w:t>x=-1</w:t>
             </w:r>
           </w:p>
           <w:p>
@@ -1041,7 +1109,16 @@
                 <w:szCs w:val="28"/>
                 <w:lang w:val="en-US"/>
               </w:rPr>
-              <w:t>EUR</w:t>
+              <w:t>a=</w:t>
+            </w:r>
+            <w:r>
+              <w:rPr>
+                <w:rFonts w:ascii="Times New Roman" w:hAnsi="Times New Roman" w:cs="Times New Roman"/>
+                <w:sz w:val="28"/>
+                <w:szCs w:val="28"/>
+                <w:lang w:val="en-US"/>
+              </w:rPr>
+              <w:t>1</w:t>
             </w:r>
           </w:p>
         </w:tc>
@@ -1069,7 +1146,7 @@
                 <w:lang w:val="en-US"/>
                 <w14:ligatures w14:val="none"/>
               </w:rPr>
-              <w:t>10,28</w:t>
+              <w:t>0</w:t>
             </w:r>
           </w:p>
         </w:tc>
@@ -1100,7 +1177,7 @@
                 <w:szCs w:val="28"/>
                 <w:lang w:val="en-US"/>
               </w:rPr>
-              <w:t>1000</w:t>
+              <w:t>x=1</w:t>
             </w:r>
           </w:p>
           <w:p>
@@ -1124,7 +1201,7 @@
                 <w:szCs w:val="28"/>
                 <w:lang w:val="en-US"/>
               </w:rPr>
-              <w:t>USD</w:t>
+              <w:t>a=1</w:t>
             </w:r>
           </w:p>
         </w:tc>
@@ -1142,7 +1219,7 @@
                 <w:lang w:val="en-US"/>
                 <w14:ligatures w14:val="none"/>
               </w:rPr>
-              <w:t>11,87</w:t>
+              <w:t>1,38</w:t>
             </w:r>
           </w:p>
         </w:tc>
@@ -1173,7 +1250,16 @@
                 <w:szCs w:val="28"/>
                 <w:lang w:val="en-US"/>
               </w:rPr>
-              <w:t>1000</w:t>
+              <w:t>x=</w:t>
+            </w:r>
+            <w:r>
+              <w:rPr>
+                <w:rFonts w:ascii="Times New Roman" w:hAnsi="Times New Roman" w:cs="Times New Roman"/>
+                <w:sz w:val="28"/>
+                <w:szCs w:val="28"/>
+                <w:lang w:val="en-US"/>
+              </w:rPr>
+              <w:t>4</w:t>
             </w:r>
           </w:p>
           <w:p>
@@ -1197,7 +1283,7 @@
                 <w:szCs w:val="28"/>
                 <w:lang w:val="en-US"/>
               </w:rPr>
-              <w:t>YEN</w:t>
+              <w:t>a=1</w:t>
             </w:r>
           </w:p>
         </w:tc>
@@ -1218,13 +1304,365 @@
             <w:r>
               <w:rPr>
                 <w:rFonts w:ascii="Times New Roman" w:hAnsi="Times New Roman" w:cs="Times New Roman"/>
-                <w:bCs w:val="0"/>
-                <w:sz w:val="28"/>
-                <w:szCs w:val="28"/>
-                <w:lang w:val="en-US"/>
-              </w:rPr>
-              <w:t>1000</w:t>
-            </w:r>
+                <w:kern w:val="3"/>
+                <w:sz w:val="28"/>
+                <w:szCs w:val="28"/>
+                <w:lang w:val="en-US"/>
+                <w14:ligatures w14:val="none"/>
+              </w:rPr>
+              <w:t>-0</w:t>
+            </w:r>
+            <w:r>
+              <w:rPr>
+                <w:rFonts w:ascii="Times New Roman" w:hAnsi="Times New Roman" w:cs="Times New Roman"/>
+                <w:kern w:val="3"/>
+                <w:sz w:val="28"/>
+                <w:szCs w:val="28"/>
+                <w:lang w:val="en-US"/>
+                <w14:ligatures w14:val="none"/>
+              </w:rPr>
+              <w:t>,33</w:t>
+            </w:r>
+          </w:p>
+        </w:tc>
+      </w:tr>
+      <w:tr>
+        <w:tc>
+          <w:tcPr>
+            <w:tcW w:w="2405" w:type="dxa"/>
+          </w:tcPr>
+          <w:p>
+            <w:pPr>
+              <w:pStyle w:val="2"/>
+              <w:numPr>
+                <w:ilvl w:val="0"/>
+                <w:numId w:val="0"/>
+              </w:numPr>
+              <w:rPr>
+                <w:rFonts w:ascii="Times New Roman" w:hAnsi="Times New Roman" w:cs="Times New Roman"/>
+                <w:sz w:val="28"/>
+                <w:szCs w:val="28"/>
+                <w:lang w:val="en-US"/>
+              </w:rPr>
+            </w:pPr>
+            <w:r>
+              <w:rPr>
+                <w:rFonts w:ascii="Times New Roman" w:hAnsi="Times New Roman" w:cs="Times New Roman"/>
+                <w:sz w:val="28"/>
+                <w:szCs w:val="28"/>
+                <w:lang w:val="en-US"/>
+              </w:rPr>
+              <w:t>x=4</w:t>
+            </w:r>
+          </w:p>
+          <w:p>
+            <w:pPr>
+              <w:pStyle w:val="2"/>
+              <w:numPr>
+                <w:ilvl w:val="0"/>
+                <w:numId w:val="0"/>
+              </w:numPr>
+            </w:pPr>
+            <w:r>
+              <w:rPr>
+                <w:rFonts w:ascii="Times New Roman" w:hAnsi="Times New Roman" w:cs="Times New Roman"/>
+                <w:sz w:val="28"/>
+                <w:szCs w:val="28"/>
+                <w:lang w:val="en-US"/>
+              </w:rPr>
+              <w:t>a=</w:t>
+            </w:r>
+            <w:r>
+              <w:rPr>
+                <w:rFonts w:ascii="Times New Roman" w:hAnsi="Times New Roman" w:cs="Times New Roman"/>
+                <w:sz w:val="28"/>
+                <w:szCs w:val="28"/>
+              </w:rPr>
+              <w:t>4</w:t>
+            </w:r>
+          </w:p>
+        </w:tc>
+        <w:tc>
+          <w:tcPr>
+            <w:tcW w:w="6940" w:type="dxa"/>
+          </w:tcPr>
+          <w:p>
+            <w:proofErr w:type="spellStart"/>
+            <w:r>
+              <w:rPr>
+                <w:rFonts w:ascii="Times New Roman" w:hAnsi="Times New Roman" w:cs="Times New Roman"/>
+                <w:kern w:val="3"/>
+                <w:sz w:val="28"/>
+                <w:szCs w:val="28"/>
+                <w:lang w:val="en-US"/>
+                <w14:ligatures w14:val="none"/>
+              </w:rPr>
+              <w:t>Результат</w:t>
+            </w:r>
+            <w:proofErr w:type="spellEnd"/>
+            <w:r>
+              <w:rPr>
+                <w:rFonts w:ascii="Times New Roman" w:hAnsi="Times New Roman" w:cs="Times New Roman"/>
+                <w:kern w:val="3"/>
+                <w:sz w:val="28"/>
+                <w:szCs w:val="28"/>
+                <w:lang w:val="en-US"/>
+                <w14:ligatures w14:val="none"/>
+              </w:rPr>
+              <w:t xml:space="preserve"> </w:t>
+            </w:r>
+            <w:proofErr w:type="spellStart"/>
+            <w:r>
+              <w:rPr>
+                <w:rFonts w:ascii="Times New Roman" w:hAnsi="Times New Roman" w:cs="Times New Roman"/>
+                <w:kern w:val="3"/>
+                <w:sz w:val="28"/>
+                <w:szCs w:val="28"/>
+                <w:lang w:val="en-US"/>
+                <w14:ligatures w14:val="none"/>
+              </w:rPr>
+              <w:t>вычислить</w:t>
+            </w:r>
+            <w:proofErr w:type="spellEnd"/>
+            <w:r>
+              <w:rPr>
+                <w:rFonts w:ascii="Times New Roman" w:hAnsi="Times New Roman" w:cs="Times New Roman"/>
+                <w:kern w:val="3"/>
+                <w:sz w:val="28"/>
+                <w:szCs w:val="28"/>
+                <w:lang w:val="en-US"/>
+                <w14:ligatures w14:val="none"/>
+              </w:rPr>
+              <w:t xml:space="preserve"> </w:t>
+            </w:r>
+            <w:proofErr w:type="spellStart"/>
+            <w:r>
+              <w:rPr>
+                <w:rFonts w:ascii="Times New Roman" w:hAnsi="Times New Roman" w:cs="Times New Roman"/>
+                <w:kern w:val="3"/>
+                <w:sz w:val="28"/>
+                <w:szCs w:val="28"/>
+                <w:lang w:val="en-US"/>
+                <w14:ligatures w14:val="none"/>
+              </w:rPr>
+              <w:t>невозможно</w:t>
+            </w:r>
+            <w:proofErr w:type="spellEnd"/>
+          </w:p>
+        </w:tc>
+      </w:tr>
+      <w:tr>
+        <w:tc>
+          <w:tcPr>
+            <w:tcW w:w="2405" w:type="dxa"/>
+          </w:tcPr>
+          <w:p>
+            <w:pPr>
+              <w:pStyle w:val="2"/>
+              <w:numPr>
+                <w:ilvl w:val="0"/>
+                <w:numId w:val="0"/>
+              </w:numPr>
+              <w:rPr>
+                <w:rFonts w:ascii="Times New Roman" w:hAnsi="Times New Roman" w:cs="Times New Roman"/>
+                <w:sz w:val="28"/>
+                <w:szCs w:val="28"/>
+                <w:lang w:val="en-US"/>
+              </w:rPr>
+            </w:pPr>
+            <w:r>
+              <w:rPr>
+                <w:rFonts w:ascii="Times New Roman" w:hAnsi="Times New Roman" w:cs="Times New Roman"/>
+                <w:sz w:val="28"/>
+                <w:szCs w:val="28"/>
+                <w:lang w:val="en-US"/>
+              </w:rPr>
+              <w:t>x=5</w:t>
+            </w:r>
+          </w:p>
+          <w:p>
+            <w:pPr>
+              <w:pStyle w:val="2"/>
+              <w:numPr>
+                <w:ilvl w:val="0"/>
+                <w:numId w:val="0"/>
+              </w:numPr>
+              <w:rPr>
+                <w:lang w:val="en-US"/>
+              </w:rPr>
+            </w:pPr>
+            <w:r>
+              <w:rPr>
+                <w:rFonts w:ascii="Times New Roman" w:hAnsi="Times New Roman" w:cs="Times New Roman"/>
+                <w:sz w:val="28"/>
+                <w:szCs w:val="28"/>
+                <w:lang w:val="en-US"/>
+              </w:rPr>
+              <w:t>a=1</w:t>
+            </w:r>
+          </w:p>
+        </w:tc>
+        <w:tc>
+          <w:tcPr>
+            <w:tcW w:w="6940" w:type="dxa"/>
+          </w:tcPr>
+          <w:p>
+            <w:pPr>
+              <w:rPr>
+                <w:lang w:val="en-US"/>
+              </w:rPr>
+            </w:pPr>
+            <w:r>
+              <w:rPr>
+                <w:rFonts w:ascii="Times New Roman" w:hAnsi="Times New Roman" w:cs="Times New Roman"/>
+                <w:kern w:val="3"/>
+                <w:sz w:val="28"/>
+                <w:szCs w:val="28"/>
+                <w:lang w:val="en-US"/>
+                <w14:ligatures w14:val="none"/>
+              </w:rPr>
+              <w:t>2</w:t>
+            </w:r>
+          </w:p>
+        </w:tc>
+      </w:tr>
+      <w:tr>
+        <w:tc>
+          <w:tcPr>
+            <w:tcW w:w="2405" w:type="dxa"/>
+          </w:tcPr>
+          <w:p>
+            <w:pPr>
+              <w:pStyle w:val="2"/>
+              <w:numPr>
+                <w:ilvl w:val="0"/>
+                <w:numId w:val="0"/>
+              </w:numPr>
+              <w:rPr>
+                <w:rFonts w:ascii="Times New Roman" w:hAnsi="Times New Roman" w:cs="Times New Roman"/>
+                <w:sz w:val="28"/>
+                <w:szCs w:val="28"/>
+              </w:rPr>
+            </w:pPr>
+            <w:r>
+              <w:rPr>
+                <w:rFonts w:ascii="Times New Roman" w:hAnsi="Times New Roman" w:cs="Times New Roman"/>
+                <w:sz w:val="28"/>
+                <w:szCs w:val="28"/>
+                <w:lang w:val="en-US"/>
+              </w:rPr>
+              <w:t>x=</w:t>
+            </w:r>
+            <w:r>
+              <w:rPr>
+                <w:rFonts w:ascii="Times New Roman" w:hAnsi="Times New Roman" w:cs="Times New Roman"/>
+                <w:sz w:val="28"/>
+                <w:szCs w:val="28"/>
+              </w:rPr>
+              <w:t>5</w:t>
+            </w:r>
+          </w:p>
+          <w:p>
+            <w:pPr>
+              <w:pStyle w:val="2"/>
+              <w:numPr>
+                <w:ilvl w:val="0"/>
+                <w:numId w:val="0"/>
+              </w:numPr>
+              <w:rPr>
+                <w:lang w:val="en-US"/>
+              </w:rPr>
+            </w:pPr>
+            <w:r>
+              <w:rPr>
+                <w:rFonts w:ascii="Times New Roman" w:hAnsi="Times New Roman" w:cs="Times New Roman"/>
+                <w:sz w:val="28"/>
+                <w:szCs w:val="28"/>
+                <w:lang w:val="en-US"/>
+              </w:rPr>
+              <w:t>a=</w:t>
+            </w:r>
+            <w:r>
+              <w:rPr>
+                <w:rFonts w:ascii="Times New Roman" w:hAnsi="Times New Roman" w:cs="Times New Roman"/>
+                <w:sz w:val="28"/>
+                <w:szCs w:val="28"/>
+              </w:rPr>
+              <w:t>6</w:t>
+            </w:r>
+          </w:p>
+        </w:tc>
+        <w:tc>
+          <w:tcPr>
+            <w:tcW w:w="6940" w:type="dxa"/>
+          </w:tcPr>
+          <w:p>
+            <w:pPr>
+              <w:rPr>
+                <w:lang w:val="en-US"/>
+              </w:rPr>
+            </w:pPr>
+            <w:proofErr w:type="spellStart"/>
+            <w:r>
+              <w:rPr>
+                <w:rFonts w:ascii="Times New Roman" w:hAnsi="Times New Roman" w:cs="Times New Roman"/>
+                <w:kern w:val="3"/>
+                <w:sz w:val="28"/>
+                <w:szCs w:val="28"/>
+                <w:lang w:val="en-US"/>
+                <w14:ligatures w14:val="none"/>
+              </w:rPr>
+              <w:t>Результат</w:t>
+            </w:r>
+            <w:proofErr w:type="spellEnd"/>
+            <w:r>
+              <w:rPr>
+                <w:rFonts w:ascii="Times New Roman" w:hAnsi="Times New Roman" w:cs="Times New Roman"/>
+                <w:kern w:val="3"/>
+                <w:sz w:val="28"/>
+                <w:szCs w:val="28"/>
+                <w:lang w:val="en-US"/>
+                <w14:ligatures w14:val="none"/>
+              </w:rPr>
+              <w:t xml:space="preserve"> </w:t>
+            </w:r>
+            <w:proofErr w:type="spellStart"/>
+            <w:r>
+              <w:rPr>
+                <w:rFonts w:ascii="Times New Roman" w:hAnsi="Times New Roman" w:cs="Times New Roman"/>
+                <w:kern w:val="3"/>
+                <w:sz w:val="28"/>
+                <w:szCs w:val="28"/>
+                <w:lang w:val="en-US"/>
+                <w14:ligatures w14:val="none"/>
+              </w:rPr>
+              <w:t>вычислить</w:t>
+            </w:r>
+            <w:proofErr w:type="spellEnd"/>
+            <w:r>
+              <w:rPr>
+                <w:rFonts w:ascii="Times New Roman" w:hAnsi="Times New Roman" w:cs="Times New Roman"/>
+                <w:kern w:val="3"/>
+                <w:sz w:val="28"/>
+                <w:szCs w:val="28"/>
+                <w:lang w:val="en-US"/>
+                <w14:ligatures w14:val="none"/>
+              </w:rPr>
+              <w:t xml:space="preserve"> </w:t>
+            </w:r>
+            <w:proofErr w:type="spellStart"/>
+            <w:r>
+              <w:rPr>
+                <w:rFonts w:ascii="Times New Roman" w:hAnsi="Times New Roman" w:cs="Times New Roman"/>
+                <w:kern w:val="3"/>
+                <w:sz w:val="28"/>
+                <w:szCs w:val="28"/>
+                <w:lang w:val="en-US"/>
+                <w14:ligatures w14:val="none"/>
+              </w:rPr>
+              <w:t>невозможно</w:t>
+            </w:r>
+            <w:proofErr w:type="spellEnd"/>
           </w:p>
         </w:tc>
       </w:tr>
@@ -1236,6 +1674,7 @@
           <w:ilvl w:val="0"/>
           <w:numId w:val="0"/>
         </w:numPr>
+        <w:ind w:firstLine="567"/>
         <w:rPr>
           <w:lang w:val="en-US"/>
         </w:rPr>
@@ -1250,7 +1689,22 @@
         </w:numPr>
       </w:pPr>
       <w:r>
-        <w:t xml:space="preserve">Написать программу, вычисляющую значение функции у(x): </w:t>
+        <w:t>Написать программу, запрашивающую сумму покупки. На экране вывести сумму к оплате с учетом скидки (5% предоставляется, если сумма покупки больше 1000 рублей, 10% – если сумма больше 5000 рублей, значение должно быть округлено до двух знаков для корректности вычислений)</w:t>
+      </w:r>
+      <w:r>
+        <w:t xml:space="preserve">, после чего </w:t>
+      </w:r>
+      <w:r>
+        <w:t>ввести</w:t>
+      </w:r>
+      <w:r>
+        <w:t xml:space="preserve"> внесенную покупателем сумму</w:t>
+      </w:r>
+      <w:r>
+        <w:t>, после чего вывести</w:t>
+      </w:r>
+      <w:r>
+        <w:t xml:space="preserve"> следующий текст: </w:t>
       </w:r>
     </w:p>
     <w:p>
@@ -1260,22 +1714,13 @@
           <w:ilvl w:val="0"/>
           <w:numId w:val="0"/>
         </w:numPr>
-        <w:ind w:left="567"/>
-        <w:rPr>
-          <w:lang w:val="en-US"/>
-        </w:rPr>
-      </w:pPr>
-      <w:r>
-        <w:t>- если х &lt; 0, то у(х) = a+x</w:t>
-      </w:r>
-      <w:r>
-        <w:rPr>
-          <w:vertAlign w:val="superscript"/>
-        </w:rPr>
-        <w:t>3</w:t>
-      </w:r>
-      <w:r>
-        <w:t xml:space="preserve">; </w:t>
+        <w:ind w:firstLine="567"/>
+      </w:pPr>
+      <w:r>
+        <w:t>-</w:t>
+      </w:r>
+      <w:r>
+        <w:t xml:space="preserve"> «Спасибо!», если сдача не требуется; </w:t>
       </w:r>
     </w:p>
     <w:p>
@@ -1285,19 +1730,13 @@
           <w:ilvl w:val="0"/>
           <w:numId w:val="0"/>
         </w:numPr>
-        <w:ind w:left="567"/>
-      </w:pPr>
-      <w:r>
-        <w:t>- если 0 ≤ х &lt; 3, то у(х) = sin(x)+cos(</w:t>
-      </w:r>
-      <w:r>
-        <w:rPr>
-          <w:lang w:val="en-US"/>
-        </w:rPr>
-        <w:t>a</w:t>
-      </w:r>
-      <w:r>
-        <w:t xml:space="preserve">); </w:t>
+        <w:ind w:firstLine="567"/>
+      </w:pPr>
+      <w:r>
+        <w:t xml:space="preserve">- </w:t>
+      </w:r>
+      <w:r>
+        <w:t xml:space="preserve">«Возьмите сдачу» и сумму сдачи, если денег внесено больше, чем необходимо; </w:t>
       </w:r>
     </w:p>
     <w:p>
@@ -1307,42 +1746,13 @@
           <w:ilvl w:val="0"/>
           <w:numId w:val="0"/>
         </w:numPr>
-        <w:ind w:left="567"/>
-        <w:rPr>
-          <w:lang w:val="en-US"/>
-        </w:rPr>
-      </w:pPr>
-      <w:r>
-        <w:t xml:space="preserve">- если 3 ≤ х &lt; 5 то у(х) = 1/(а-х); </w:t>
-      </w:r>
-    </w:p>
-    <w:p>
-      <w:pPr>
-        <w:pStyle w:val="2"/>
-        <w:numPr>
-          <w:ilvl w:val="0"/>
-          <w:numId w:val="0"/>
-        </w:numPr>
-        <w:ind w:left="567"/>
-        <w:rPr>
-          <w:lang w:val="en-US"/>
-        </w:rPr>
-      </w:pPr>
-      <w:r>
-        <w:t xml:space="preserve">- если х ≥ 5 , то у(х) = √(х-a). </w:t>
-      </w:r>
-    </w:p>
-    <w:p>
-      <w:pPr>
-        <w:pStyle w:val="2"/>
-        <w:numPr>
-          <w:ilvl w:val="0"/>
-          <w:numId w:val="0"/>
-        </w:numPr>
         <w:ind w:firstLine="567"/>
       </w:pPr>
       <w:r>
-        <w:t>Числа а и х вводятся пользователем. Результат при выводе округлять до трех знаков после запятой. В случае, если результат вычислить невозможно, вывести соответствующее сообщение.</w:t>
+        <w:t>-</w:t>
+      </w:r>
+      <w:r>
+        <w:t xml:space="preserve"> «Требуется доплатить» и недостающую сумму, если денег внесено недостаточно.</w:t>
       </w:r>
     </w:p>
     <w:tbl>
@@ -1428,17 +1838,15 @@
                 <w:rFonts w:ascii="Times New Roman" w:hAnsi="Times New Roman" w:cs="Times New Roman"/>
                 <w:sz w:val="28"/>
                 <w:szCs w:val="28"/>
-                <w:lang w:val="en-US"/>
-              </w:rPr>
-            </w:pPr>
-            <w:r>
-              <w:rPr>
-                <w:rFonts w:ascii="Times New Roman" w:hAnsi="Times New Roman" w:cs="Times New Roman"/>
-                <w:sz w:val="28"/>
-                <w:szCs w:val="28"/>
-                <w:lang w:val="en-US"/>
-              </w:rPr>
-              <w:t>x=-1</w:t>
+              </w:rPr>
+            </w:pPr>
+            <w:r>
+              <w:rPr>
+                <w:rFonts w:ascii="Times New Roman" w:hAnsi="Times New Roman" w:cs="Times New Roman"/>
+                <w:sz w:val="28"/>
+                <w:szCs w:val="28"/>
+              </w:rPr>
+              <w:t>Сумма: 900</w:t>
             </w:r>
           </w:p>
           <w:p>
@@ -1452,26 +1860,15 @@
                 <w:rFonts w:ascii="Times New Roman" w:hAnsi="Times New Roman" w:cs="Times New Roman"/>
                 <w:sz w:val="28"/>
                 <w:szCs w:val="28"/>
-                <w:lang w:val="en-US"/>
-              </w:rPr>
-            </w:pPr>
-            <w:r>
-              <w:rPr>
-                <w:rFonts w:ascii="Times New Roman" w:hAnsi="Times New Roman" w:cs="Times New Roman"/>
-                <w:sz w:val="28"/>
-                <w:szCs w:val="28"/>
-                <w:lang w:val="en-US"/>
-              </w:rPr>
-              <w:t>a=</w:t>
-            </w:r>
-            <w:r>
-              <w:rPr>
-                <w:rFonts w:ascii="Times New Roman" w:hAnsi="Times New Roman" w:cs="Times New Roman"/>
-                <w:sz w:val="28"/>
-                <w:szCs w:val="28"/>
-                <w:lang w:val="en-US"/>
-              </w:rPr>
-              <w:t>1</w:t>
+              </w:rPr>
+            </w:pPr>
+            <w:r>
+              <w:rPr>
+                <w:rFonts w:ascii="Times New Roman" w:hAnsi="Times New Roman" w:cs="Times New Roman"/>
+                <w:sz w:val="28"/>
+                <w:szCs w:val="28"/>
+              </w:rPr>
+              <w:t>Внесено: 900</w:t>
             </w:r>
           </w:p>
         </w:tc>
@@ -1481,6 +1878,33 @@
           </w:tcPr>
           <w:p>
             <w:pPr>
+              <w:pStyle w:val="2"/>
+              <w:numPr>
+                <w:ilvl w:val="0"/>
+                <w:numId w:val="0"/>
+              </w:numPr>
+              <w:rPr>
+                <w:rFonts w:ascii="Times New Roman" w:hAnsi="Times New Roman" w:cs="Times New Roman"/>
+                <w:sz w:val="28"/>
+                <w:szCs w:val="28"/>
+              </w:rPr>
+            </w:pPr>
+            <w:r>
+              <w:rPr>
+                <w:rFonts w:ascii="Times New Roman" w:hAnsi="Times New Roman" w:cs="Times New Roman"/>
+                <w:sz w:val="28"/>
+                <w:szCs w:val="28"/>
+              </w:rPr>
+              <w:t>900</w:t>
+            </w:r>
+          </w:p>
+          <w:p>
+            <w:pPr>
+              <w:pStyle w:val="2"/>
+              <w:numPr>
+                <w:ilvl w:val="0"/>
+                <w:numId w:val="0"/>
+              </w:numPr>
               <w:rPr>
                 <w:rFonts w:ascii="Times New Roman" w:hAnsi="Times New Roman" w:cs="Times New Roman"/>
                 <w:kern w:val="3"/>
@@ -1493,13 +1917,10 @@
             <w:r>
               <w:rPr>
                 <w:rFonts w:ascii="Times New Roman" w:hAnsi="Times New Roman" w:cs="Times New Roman"/>
-                <w:kern w:val="3"/>
-                <w:sz w:val="28"/>
-                <w:szCs w:val="28"/>
-                <w:lang w:val="en-US"/>
-                <w14:ligatures w14:val="none"/>
-              </w:rPr>
-              <w:t>0</w:t>
+                <w:sz w:val="28"/>
+                <w:szCs w:val="28"/>
+              </w:rPr>
+              <w:t>Спасибо!</w:t>
             </w:r>
           </w:p>
         </w:tc>
@@ -1528,18 +1949,16 @@
                 <w:rFonts w:ascii="Times New Roman" w:hAnsi="Times New Roman" w:cs="Times New Roman"/>
                 <w:sz w:val="28"/>
                 <w:szCs w:val="28"/>
-                <w:lang w:val="en-US"/>
-              </w:rPr>
-              <w:t>x=</w:t>
-            </w:r>
-            <w:r>
-              <w:rPr>
-                <w:rFonts w:ascii="Times New Roman" w:hAnsi="Times New Roman" w:cs="Times New Roman"/>
-                <w:sz w:val="28"/>
-                <w:szCs w:val="28"/>
-                <w:lang w:val="en-US"/>
-              </w:rPr>
-              <w:t>1</w:t>
+              </w:rPr>
+              <w:t xml:space="preserve">Сумма: </w:t>
+            </w:r>
+            <w:r>
+              <w:rPr>
+                <w:rFonts w:ascii="Times New Roman" w:hAnsi="Times New Roman" w:cs="Times New Roman"/>
+                <w:sz w:val="28"/>
+                <w:szCs w:val="28"/>
+              </w:rPr>
+              <w:t>1500</w:t>
             </w:r>
           </w:p>
           <w:p>
@@ -1561,9 +1980,17 @@
                 <w:rFonts w:ascii="Times New Roman" w:hAnsi="Times New Roman" w:cs="Times New Roman"/>
                 <w:sz w:val="28"/>
                 <w:szCs w:val="28"/>
-                <w:lang w:val="en-US"/>
-              </w:rPr>
-              <w:t>a=1</w:t>
+              </w:rPr>
+              <w:t xml:space="preserve">Внесено: </w:t>
+            </w:r>
+            <w:r>
+              <w:rPr>
+                <w:rFonts w:ascii="Times New Roman" w:hAnsi="Times New Roman" w:cs="Times New Roman"/>
+                <w:sz w:val="28"/>
+                <w:szCs w:val="28"/>
+                <w:lang w:val="en-US"/>
+              </w:rPr>
+              <w:t>1500</w:t>
             </w:r>
           </w:p>
         </w:tc>
@@ -1572,17 +1999,59 @@
             <w:tcW w:w="6940" w:type="dxa"/>
           </w:tcPr>
           <w:p>
-            <w:r>
-              <w:rPr>
-                <w:rFonts w:ascii="Times New Roman" w:hAnsi="Times New Roman" w:cs="Times New Roman"/>
-                <w:kern w:val="3"/>
-                <w:sz w:val="28"/>
-                <w:szCs w:val="28"/>
-                <w:lang w:val="en-US"/>
-                <w14:ligatures w14:val="none"/>
-              </w:rPr>
-              <w:t>1,38</w:t>
-            </w:r>
+            <w:pPr>
+              <w:rPr>
+                <w:rFonts w:ascii="Times New Roman" w:hAnsi="Times New Roman" w:cs="Times New Roman"/>
+                <w:sz w:val="28"/>
+                <w:szCs w:val="28"/>
+                <w:lang w:val="en-US"/>
+              </w:rPr>
+            </w:pPr>
+            <w:r>
+              <w:rPr>
+                <w:rFonts w:ascii="Times New Roman" w:hAnsi="Times New Roman" w:cs="Times New Roman"/>
+                <w:sz w:val="28"/>
+                <w:szCs w:val="28"/>
+                <w:lang w:val="en-US"/>
+              </w:rPr>
+              <w:t>1425</w:t>
+            </w:r>
+          </w:p>
+          <w:p>
+            <w:pPr>
+              <w:rPr>
+                <w:rFonts w:ascii="Times New Roman" w:hAnsi="Times New Roman" w:cs="Times New Roman"/>
+                <w:sz w:val="28"/>
+                <w:szCs w:val="28"/>
+              </w:rPr>
+            </w:pPr>
+            <w:r>
+              <w:rPr>
+                <w:rFonts w:ascii="Times New Roman" w:hAnsi="Times New Roman" w:cs="Times New Roman"/>
+                <w:sz w:val="28"/>
+                <w:szCs w:val="28"/>
+              </w:rPr>
+              <w:t>Возьмите сдачу</w:t>
+            </w:r>
+            <w:r>
+              <w:rPr>
+                <w:rFonts w:ascii="Times New Roman" w:hAnsi="Times New Roman" w:cs="Times New Roman"/>
+                <w:sz w:val="28"/>
+                <w:szCs w:val="28"/>
+                <w:lang w:val="en-US"/>
+              </w:rPr>
+              <w:t xml:space="preserve"> 75 </w:t>
+            </w:r>
+            <w:proofErr w:type="spellStart"/>
+            <w:r>
+              <w:rPr>
+                <w:rFonts w:ascii="Times New Roman" w:hAnsi="Times New Roman" w:cs="Times New Roman"/>
+                <w:sz w:val="28"/>
+                <w:szCs w:val="28"/>
+              </w:rPr>
+              <w:t>руб</w:t>
+            </w:r>
+            <w:proofErr w:type="spellEnd"/>
           </w:p>
         </w:tc>
       </w:tr>
@@ -1602,26 +2071,23 @@
                 <w:rFonts w:ascii="Times New Roman" w:hAnsi="Times New Roman" w:cs="Times New Roman"/>
                 <w:sz w:val="28"/>
                 <w:szCs w:val="28"/>
-                <w:lang w:val="en-US"/>
-              </w:rPr>
-            </w:pPr>
-            <w:r>
-              <w:rPr>
-                <w:rFonts w:ascii="Times New Roman" w:hAnsi="Times New Roman" w:cs="Times New Roman"/>
-                <w:sz w:val="28"/>
-                <w:szCs w:val="28"/>
-                <w:lang w:val="en-US"/>
-              </w:rPr>
-              <w:t>x=</w:t>
-            </w:r>
-            <w:r>
-              <w:rPr>
-                <w:rFonts w:ascii="Times New Roman" w:hAnsi="Times New Roman" w:cs="Times New Roman"/>
-                <w:sz w:val="28"/>
-                <w:szCs w:val="28"/>
-                <w:lang w:val="en-US"/>
-              </w:rPr>
-              <w:t>4</w:t>
+              </w:rPr>
+            </w:pPr>
+            <w:r>
+              <w:rPr>
+                <w:rFonts w:ascii="Times New Roman" w:hAnsi="Times New Roman" w:cs="Times New Roman"/>
+                <w:sz w:val="28"/>
+                <w:szCs w:val="28"/>
+              </w:rPr>
+              <w:t xml:space="preserve">Сумма: </w:t>
+            </w:r>
+            <w:r>
+              <w:rPr>
+                <w:rFonts w:ascii="Times New Roman" w:hAnsi="Times New Roman" w:cs="Times New Roman"/>
+                <w:sz w:val="28"/>
+                <w:szCs w:val="28"/>
+              </w:rPr>
+              <w:t>5500</w:t>
             </w:r>
           </w:p>
           <w:p>
@@ -1643,9 +2109,16 @@
                 <w:rFonts w:ascii="Times New Roman" w:hAnsi="Times New Roman" w:cs="Times New Roman"/>
                 <w:sz w:val="28"/>
                 <w:szCs w:val="28"/>
-                <w:lang w:val="en-US"/>
-              </w:rPr>
-              <w:t>a=1</w:t>
+              </w:rPr>
+              <w:t xml:space="preserve">Внесено: </w:t>
+            </w:r>
+            <w:r>
+              <w:rPr>
+                <w:rFonts w:ascii="Times New Roman" w:hAnsi="Times New Roman" w:cs="Times New Roman"/>
+                <w:sz w:val="28"/>
+                <w:szCs w:val="28"/>
+              </w:rPr>
+              <w:t>4900</w:t>
             </w:r>
           </w:p>
         </w:tc>
@@ -1657,6 +2130,23 @@
             <w:pPr>
               <w:rPr>
                 <w:rFonts w:ascii="Times New Roman" w:hAnsi="Times New Roman" w:cs="Times New Roman"/>
+                <w:sz w:val="28"/>
+                <w:szCs w:val="28"/>
+              </w:rPr>
+            </w:pPr>
+            <w:r>
+              <w:rPr>
+                <w:rFonts w:ascii="Times New Roman" w:hAnsi="Times New Roman" w:cs="Times New Roman"/>
+                <w:sz w:val="28"/>
+                <w:szCs w:val="28"/>
+              </w:rPr>
+              <w:t>4950</w:t>
+            </w:r>
+          </w:p>
+          <w:p>
+            <w:pPr>
+              <w:rPr>
+                <w:rFonts w:ascii="Times New Roman" w:hAnsi="Times New Roman" w:cs="Times New Roman"/>
                 <w:bCs w:val="0"/>
                 <w:sz w:val="28"/>
                 <w:szCs w:val="28"/>
@@ -1666,274 +2156,29 @@
             <w:r>
               <w:rPr>
                 <w:rFonts w:ascii="Times New Roman" w:hAnsi="Times New Roman" w:cs="Times New Roman"/>
-                <w:kern w:val="3"/>
-                <w:sz w:val="28"/>
-                <w:szCs w:val="28"/>
-                <w:lang w:val="en-US"/>
-                <w14:ligatures w14:val="none"/>
-              </w:rPr>
-              <w:t>-0</w:t>
-            </w:r>
-            <w:r>
-              <w:rPr>
-                <w:rFonts w:ascii="Times New Roman" w:hAnsi="Times New Roman" w:cs="Times New Roman"/>
-                <w:kern w:val="3"/>
-                <w:sz w:val="28"/>
-                <w:szCs w:val="28"/>
-                <w:lang w:val="en-US"/>
-                <w14:ligatures w14:val="none"/>
-              </w:rPr>
-              <w:t>,33</w:t>
-            </w:r>
-          </w:p>
-        </w:tc>
-      </w:tr>
-      <w:tr>
-        <w:tc>
-          <w:tcPr>
-            <w:tcW w:w="2405" w:type="dxa"/>
-          </w:tcPr>
-          <w:p>
-            <w:pPr>
-              <w:pStyle w:val="2"/>
-              <w:numPr>
-                <w:ilvl w:val="0"/>
-                <w:numId w:val="0"/>
-              </w:numPr>
-              <w:rPr>
-                <w:rFonts w:ascii="Times New Roman" w:hAnsi="Times New Roman" w:cs="Times New Roman"/>
-                <w:sz w:val="28"/>
-                <w:szCs w:val="28"/>
-                <w:lang w:val="en-US"/>
-              </w:rPr>
-            </w:pPr>
-            <w:r>
-              <w:rPr>
-                <w:rFonts w:ascii="Times New Roman" w:hAnsi="Times New Roman" w:cs="Times New Roman"/>
-                <w:sz w:val="28"/>
-                <w:szCs w:val="28"/>
-                <w:lang w:val="en-US"/>
-              </w:rPr>
-              <w:t>x=4</w:t>
-            </w:r>
-          </w:p>
-          <w:p>
-            <w:pPr>
-              <w:pStyle w:val="2"/>
-              <w:numPr>
-                <w:ilvl w:val="0"/>
-                <w:numId w:val="0"/>
-              </w:numPr>
-            </w:pPr>
-            <w:r>
-              <w:rPr>
-                <w:rFonts w:ascii="Times New Roman" w:hAnsi="Times New Roman" w:cs="Times New Roman"/>
-                <w:sz w:val="28"/>
-                <w:szCs w:val="28"/>
-                <w:lang w:val="en-US"/>
-              </w:rPr>
-              <w:t>a=</w:t>
-            </w:r>
-            <w:r>
-              <w:rPr>
-                <w:rFonts w:ascii="Times New Roman" w:hAnsi="Times New Roman" w:cs="Times New Roman"/>
-                <w:sz w:val="28"/>
-                <w:szCs w:val="28"/>
-              </w:rPr>
-              <w:t>4</w:t>
-            </w:r>
-          </w:p>
-        </w:tc>
-        <w:tc>
-          <w:tcPr>
-            <w:tcW w:w="6940" w:type="dxa"/>
-          </w:tcPr>
-          <w:p>
-            <w:r>
-              <w:rPr>
-                <w:rFonts w:ascii="Times New Roman" w:hAnsi="Times New Roman" w:cs="Times New Roman"/>
-                <w:kern w:val="3"/>
-                <w:sz w:val="28"/>
-                <w:szCs w:val="28"/>
-                <w:lang w:val="en-US"/>
-                <w14:ligatures w14:val="none"/>
-              </w:rPr>
-              <w:t>Результат вычислить невозможно</w:t>
-            </w:r>
-          </w:p>
-        </w:tc>
-      </w:tr>
-      <w:tr>
-        <w:tc>
-          <w:tcPr>
-            <w:tcW w:w="2405" w:type="dxa"/>
-          </w:tcPr>
-          <w:p>
-            <w:pPr>
-              <w:pStyle w:val="2"/>
-              <w:numPr>
-                <w:ilvl w:val="0"/>
-                <w:numId w:val="0"/>
-              </w:numPr>
-              <w:rPr>
-                <w:rFonts w:ascii="Times New Roman" w:hAnsi="Times New Roman" w:cs="Times New Roman"/>
-                <w:sz w:val="28"/>
-                <w:szCs w:val="28"/>
-                <w:lang w:val="en-US"/>
-              </w:rPr>
-            </w:pPr>
-            <w:r>
-              <w:rPr>
-                <w:rFonts w:ascii="Times New Roman" w:hAnsi="Times New Roman" w:cs="Times New Roman"/>
-                <w:sz w:val="28"/>
-                <w:szCs w:val="28"/>
-                <w:lang w:val="en-US"/>
-              </w:rPr>
-              <w:t>x=</w:t>
-            </w:r>
-            <w:r>
-              <w:rPr>
-                <w:rFonts w:ascii="Times New Roman" w:hAnsi="Times New Roman" w:cs="Times New Roman"/>
-                <w:sz w:val="28"/>
-                <w:szCs w:val="28"/>
-                <w:lang w:val="en-US"/>
-              </w:rPr>
-              <w:t>5</w:t>
-            </w:r>
-          </w:p>
-          <w:p>
-            <w:pPr>
-              <w:pStyle w:val="2"/>
-              <w:numPr>
-                <w:ilvl w:val="0"/>
-                <w:numId w:val="0"/>
-              </w:numPr>
-              <w:rPr>
-                <w:lang w:val="en-US"/>
-              </w:rPr>
-            </w:pPr>
-            <w:r>
-              <w:rPr>
-                <w:rFonts w:ascii="Times New Roman" w:hAnsi="Times New Roman" w:cs="Times New Roman"/>
-                <w:sz w:val="28"/>
-                <w:szCs w:val="28"/>
-                <w:lang w:val="en-US"/>
-              </w:rPr>
-              <w:t>a=1</w:t>
-            </w:r>
-          </w:p>
-        </w:tc>
-        <w:tc>
-          <w:tcPr>
-            <w:tcW w:w="6940" w:type="dxa"/>
-          </w:tcPr>
-          <w:p>
-            <w:pPr>
-              <w:rPr>
-                <w:lang w:val="en-US"/>
-              </w:rPr>
-            </w:pPr>
-            <w:r>
-              <w:rPr>
-                <w:rFonts w:ascii="Times New Roman" w:hAnsi="Times New Roman" w:cs="Times New Roman"/>
-                <w:kern w:val="3"/>
-                <w:sz w:val="28"/>
-                <w:szCs w:val="28"/>
-                <w:lang w:val="en-US"/>
-                <w14:ligatures w14:val="none"/>
-              </w:rPr>
-              <w:t>2</w:t>
-            </w:r>
-          </w:p>
-        </w:tc>
-      </w:tr>
-      <w:tr>
-        <w:tc>
-          <w:tcPr>
-            <w:tcW w:w="2405" w:type="dxa"/>
-          </w:tcPr>
-          <w:p>
-            <w:pPr>
-              <w:pStyle w:val="2"/>
-              <w:numPr>
-                <w:ilvl w:val="0"/>
-                <w:numId w:val="0"/>
-              </w:numPr>
-              <w:rPr>
-                <w:rFonts w:ascii="Times New Roman" w:hAnsi="Times New Roman" w:cs="Times New Roman"/>
-                <w:sz w:val="28"/>
-                <w:szCs w:val="28"/>
-              </w:rPr>
-            </w:pPr>
-            <w:r>
-              <w:rPr>
-                <w:rFonts w:ascii="Times New Roman" w:hAnsi="Times New Roman" w:cs="Times New Roman"/>
-                <w:sz w:val="28"/>
-                <w:szCs w:val="28"/>
-                <w:lang w:val="en-US"/>
-              </w:rPr>
-              <w:t>x=</w:t>
-            </w:r>
-            <w:r>
-              <w:rPr>
-                <w:rFonts w:ascii="Times New Roman" w:hAnsi="Times New Roman" w:cs="Times New Roman"/>
-                <w:sz w:val="28"/>
-                <w:szCs w:val="28"/>
-              </w:rPr>
-              <w:t>5</w:t>
-            </w:r>
-          </w:p>
-          <w:p>
-            <w:pPr>
-              <w:pStyle w:val="2"/>
-              <w:numPr>
-                <w:ilvl w:val="0"/>
-                <w:numId w:val="0"/>
-              </w:numPr>
-              <w:rPr>
-                <w:lang w:val="en-US"/>
-              </w:rPr>
-            </w:pPr>
-            <w:r>
-              <w:rPr>
-                <w:rFonts w:ascii="Times New Roman" w:hAnsi="Times New Roman" w:cs="Times New Roman"/>
-                <w:sz w:val="28"/>
-                <w:szCs w:val="28"/>
-                <w:lang w:val="en-US"/>
-              </w:rPr>
-              <w:t>a=</w:t>
-            </w:r>
-            <w:r>
-              <w:rPr>
-                <w:rFonts w:ascii="Times New Roman" w:hAnsi="Times New Roman" w:cs="Times New Roman"/>
-                <w:sz w:val="28"/>
-                <w:szCs w:val="28"/>
-              </w:rPr>
-              <w:t>6</w:t>
-            </w:r>
-          </w:p>
-        </w:tc>
-        <w:tc>
-          <w:tcPr>
-            <w:tcW w:w="6940" w:type="dxa"/>
-          </w:tcPr>
-          <w:p>
-            <w:pPr>
-              <w:rPr>
-                <w:lang w:val="en-US"/>
-              </w:rPr>
-            </w:pPr>
-            <w:r>
-              <w:rPr>
-                <w:rFonts w:ascii="Times New Roman" w:hAnsi="Times New Roman" w:cs="Times New Roman"/>
-                <w:kern w:val="3"/>
-                <w:sz w:val="28"/>
-                <w:szCs w:val="28"/>
-                <w:lang w:val="en-US"/>
-                <w14:ligatures w14:val="none"/>
-              </w:rPr>
-              <w:t>Результат вычислить невозможно</w:t>
-            </w:r>
+                <w:sz w:val="28"/>
+                <w:szCs w:val="28"/>
+              </w:rPr>
+              <w:t>Требуется доплатить</w:t>
+            </w:r>
+            <w:r>
+              <w:rPr>
+                <w:rFonts w:ascii="Times New Roman" w:hAnsi="Times New Roman" w:cs="Times New Roman"/>
+                <w:sz w:val="28"/>
+                <w:szCs w:val="28"/>
+              </w:rPr>
+              <w:t xml:space="preserve"> 50 </w:t>
+            </w:r>
+            <w:proofErr w:type="spellStart"/>
+            <w:r>
+              <w:rPr>
+                <w:rFonts w:ascii="Times New Roman" w:hAnsi="Times New Roman" w:cs="Times New Roman"/>
+                <w:sz w:val="28"/>
+                <w:szCs w:val="28"/>
+              </w:rPr>
+              <w:t>руб</w:t>
+            </w:r>
+            <w:proofErr w:type="spellEnd"/>
           </w:p>
         </w:tc>
       </w:tr>
@@ -1945,10 +2190,7 @@
           <w:ilvl w:val="0"/>
           <w:numId w:val="0"/>
         </w:numPr>
-        <w:ind w:firstLine="567"/>
-        <w:rPr>
-          <w:lang w:val="en-US"/>
-        </w:rPr>
+        <w:ind w:left="567"/>
       </w:pPr>
     </w:p>
     <w:p>
@@ -1956,26 +2198,11 @@
         <w:pStyle w:val="2"/>
         <w:numPr>
           <w:ilvl w:val="1"/>
-          <w:numId w:val="3"/>
-        </w:numPr>
-      </w:pPr>
-      <w:r>
-        <w:t>Написать программу, запрашивающую сумму покупки. На экране вывести сумму к оплате с учетом скидки (5% предоставляется, если сумма покупки больше 1000 рублей, 10% – если сумма больше 5000 рублей, значение должно быть округлено до двух знаков для корректности вычислений)</w:t>
-      </w:r>
-      <w:r>
-        <w:t xml:space="preserve">, после чего </w:t>
-      </w:r>
-      <w:r>
-        <w:t>ввести</w:t>
-      </w:r>
-      <w:r>
-        <w:t xml:space="preserve"> внесенную покупателем сумму</w:t>
-      </w:r>
-      <w:r>
-        <w:t>, после чего вывести</w:t>
-      </w:r>
-      <w:r>
-        <w:t xml:space="preserve"> следующий текст: </w:t>
+          <w:numId w:val="13"/>
+        </w:numPr>
+      </w:pPr>
+      <w:r>
+        <w:t xml:space="preserve">Написать программу, определяющую по введенному пользователем году и номеру месяца (необходимо проверять корректность ввода): </w:t>
       </w:r>
     </w:p>
     <w:p>
@@ -1988,10 +2215,8 @@
         <w:ind w:firstLine="567"/>
       </w:pPr>
       <w:r>
-        <w:t>-</w:t>
-      </w:r>
-      <w:r>
-        <w:t xml:space="preserve"> «Спасибо!», если сдача не требуется; </w:t>
+        <w:lastRenderedPageBreak/>
+        <w:t xml:space="preserve">- является ли введенный пользователем год високосным (кратен 4 и не кратен 100 или кратен 400); </w:t>
       </w:r>
     </w:p>
     <w:p>
@@ -2004,27 +2229,10 @@
         <w:ind w:firstLine="567"/>
       </w:pPr>
       <w:r>
-        <w:t xml:space="preserve">- </w:t>
-      </w:r>
-      <w:r>
-        <w:t xml:space="preserve">«Возьмите сдачу» и сумму сдачи, если денег внесено больше, чем необходимо; </w:t>
-      </w:r>
-    </w:p>
-    <w:p>
-      <w:pPr>
-        <w:pStyle w:val="2"/>
-        <w:numPr>
-          <w:ilvl w:val="0"/>
-          <w:numId w:val="0"/>
-        </w:numPr>
-        <w:ind w:firstLine="567"/>
-      </w:pPr>
-      <w:r>
-        <w:lastRenderedPageBreak/>
-        <w:t>-</w:t>
-      </w:r>
-      <w:r>
-        <w:t xml:space="preserve"> «Требуется доплатить» и недостающую сумму, если денег внесено недостаточно.</w:t>
+        <w:t>- количество дней в месяце</w:t>
+      </w:r>
+      <w:r>
+        <w:t>.</w:t>
       </w:r>
     </w:p>
     <w:tbl>
@@ -2118,7 +2326,7 @@
                 <w:sz w:val="28"/>
                 <w:szCs w:val="28"/>
               </w:rPr>
-              <w:t>Сумма: 900</w:t>
+              <w:t>1900</w:t>
             </w:r>
           </w:p>
           <w:p>
@@ -2140,7 +2348,7 @@
                 <w:sz w:val="28"/>
                 <w:szCs w:val="28"/>
               </w:rPr>
-              <w:t>Внесено: 900</w:t>
+              <w:t>2</w:t>
             </w:r>
           </w:p>
         </w:tc>
@@ -2150,49 +2358,23 @@
           </w:tcPr>
           <w:p>
             <w:pPr>
-              <w:pStyle w:val="2"/>
-              <w:numPr>
-                <w:ilvl w:val="0"/>
-                <w:numId w:val="0"/>
-              </w:numPr>
-              <w:rPr>
-                <w:rFonts w:ascii="Times New Roman" w:hAnsi="Times New Roman" w:cs="Times New Roman"/>
-                <w:sz w:val="28"/>
-                <w:szCs w:val="28"/>
-              </w:rPr>
-            </w:pPr>
-            <w:r>
-              <w:rPr>
-                <w:rFonts w:ascii="Times New Roman" w:hAnsi="Times New Roman" w:cs="Times New Roman"/>
-                <w:sz w:val="28"/>
-                <w:szCs w:val="28"/>
-              </w:rPr>
-              <w:t>900</w:t>
-            </w:r>
-          </w:p>
-          <w:p>
-            <w:pPr>
-              <w:pStyle w:val="2"/>
-              <w:numPr>
-                <w:ilvl w:val="0"/>
-                <w:numId w:val="0"/>
-              </w:numPr>
               <w:rPr>
                 <w:rFonts w:ascii="Times New Roman" w:hAnsi="Times New Roman" w:cs="Times New Roman"/>
                 <w:kern w:val="3"/>
                 <w:sz w:val="28"/>
                 <w:szCs w:val="28"/>
-                <w:lang w:val="en-US"/>
                 <w14:ligatures w14:val="none"/>
               </w:rPr>
             </w:pPr>
             <w:r>
               <w:rPr>
                 <w:rFonts w:ascii="Times New Roman" w:hAnsi="Times New Roman" w:cs="Times New Roman"/>
-                <w:sz w:val="28"/>
-                <w:szCs w:val="28"/>
-              </w:rPr>
-              <w:t>Спасибо!</w:t>
+                <w:kern w:val="3"/>
+                <w:sz w:val="28"/>
+                <w:szCs w:val="28"/>
+                <w14:ligatures w14:val="none"/>
+              </w:rPr>
+              <w:t>Невисокосный, 28, зима</w:t>
             </w:r>
           </w:p>
         </w:tc>
@@ -2213,24 +2395,15 @@
                 <w:rFonts w:ascii="Times New Roman" w:hAnsi="Times New Roman" w:cs="Times New Roman"/>
                 <w:sz w:val="28"/>
                 <w:szCs w:val="28"/>
-                <w:lang w:val="en-US"/>
-              </w:rPr>
-            </w:pPr>
-            <w:r>
-              <w:rPr>
-                <w:rFonts w:ascii="Times New Roman" w:hAnsi="Times New Roman" w:cs="Times New Roman"/>
-                <w:sz w:val="28"/>
-                <w:szCs w:val="28"/>
-              </w:rPr>
-              <w:t xml:space="preserve">Сумма: </w:t>
-            </w:r>
-            <w:r>
-              <w:rPr>
-                <w:rFonts w:ascii="Times New Roman" w:hAnsi="Times New Roman" w:cs="Times New Roman"/>
-                <w:sz w:val="28"/>
-                <w:szCs w:val="28"/>
-              </w:rPr>
-              <w:t>1500</w:t>
+              </w:rPr>
+            </w:pPr>
+            <w:r>
+              <w:rPr>
+                <w:rFonts w:ascii="Times New Roman" w:hAnsi="Times New Roman" w:cs="Times New Roman"/>
+                <w:sz w:val="28"/>
+                <w:szCs w:val="28"/>
+              </w:rPr>
+              <w:t>2000</w:t>
             </w:r>
           </w:p>
           <w:p>
@@ -2240,29 +2413,14 @@
                 <w:ilvl w:val="0"/>
                 <w:numId w:val="0"/>
               </w:numPr>
-              <w:rPr>
-                <w:rFonts w:ascii="Times New Roman" w:hAnsi="Times New Roman" w:cs="Times New Roman"/>
-                <w:sz w:val="28"/>
-                <w:szCs w:val="28"/>
-                <w:lang w:val="en-US"/>
-              </w:rPr>
-            </w:pPr>
-            <w:r>
-              <w:rPr>
-                <w:rFonts w:ascii="Times New Roman" w:hAnsi="Times New Roman" w:cs="Times New Roman"/>
-                <w:sz w:val="28"/>
-                <w:szCs w:val="28"/>
-              </w:rPr>
-              <w:t xml:space="preserve">Внесено: </w:t>
-            </w:r>
-            <w:r>
-              <w:rPr>
-                <w:rFonts w:ascii="Times New Roman" w:hAnsi="Times New Roman" w:cs="Times New Roman"/>
-                <w:sz w:val="28"/>
-                <w:szCs w:val="28"/>
-                <w:lang w:val="en-US"/>
-              </w:rPr>
-              <w:t>1500</w:t>
+            </w:pPr>
+            <w:r>
+              <w:rPr>
+                <w:rFonts w:ascii="Times New Roman" w:hAnsi="Times New Roman" w:cs="Times New Roman"/>
+                <w:sz w:val="28"/>
+                <w:szCs w:val="28"/>
+              </w:rPr>
+              <w:t>2</w:t>
             </w:r>
           </w:p>
         </w:tc>
@@ -2271,56 +2429,15 @@
             <w:tcW w:w="6940" w:type="dxa"/>
           </w:tcPr>
           <w:p>
-            <w:pPr>
-              <w:rPr>
-                <w:rFonts w:ascii="Times New Roman" w:hAnsi="Times New Roman" w:cs="Times New Roman"/>
-                <w:sz w:val="28"/>
-                <w:szCs w:val="28"/>
-                <w:lang w:val="en-US"/>
-              </w:rPr>
-            </w:pPr>
-            <w:r>
-              <w:rPr>
-                <w:rFonts w:ascii="Times New Roman" w:hAnsi="Times New Roman" w:cs="Times New Roman"/>
-                <w:sz w:val="28"/>
-                <w:szCs w:val="28"/>
-                <w:lang w:val="en-US"/>
-              </w:rPr>
-              <w:t>1425</w:t>
-            </w:r>
-          </w:p>
-          <w:p>
-            <w:pPr>
-              <w:rPr>
-                <w:rFonts w:ascii="Times New Roman" w:hAnsi="Times New Roman" w:cs="Times New Roman"/>
-                <w:sz w:val="28"/>
-                <w:szCs w:val="28"/>
-              </w:rPr>
-            </w:pPr>
-            <w:r>
-              <w:rPr>
-                <w:rFonts w:ascii="Times New Roman" w:hAnsi="Times New Roman" w:cs="Times New Roman"/>
-                <w:sz w:val="28"/>
-                <w:szCs w:val="28"/>
-              </w:rPr>
-              <w:t>Возьмите сдачу</w:t>
-            </w:r>
-            <w:r>
-              <w:rPr>
-                <w:rFonts w:ascii="Times New Roman" w:hAnsi="Times New Roman" w:cs="Times New Roman"/>
-                <w:sz w:val="28"/>
-                <w:szCs w:val="28"/>
-                <w:lang w:val="en-US"/>
-              </w:rPr>
-              <w:t xml:space="preserve"> 75 </w:t>
-            </w:r>
-            <w:r>
-              <w:rPr>
-                <w:rFonts w:ascii="Times New Roman" w:hAnsi="Times New Roman" w:cs="Times New Roman"/>
-                <w:sz w:val="28"/>
-                <w:szCs w:val="28"/>
-              </w:rPr>
-              <w:t>руб</w:t>
+            <w:r>
+              <w:rPr>
+                <w:rFonts w:ascii="Times New Roman" w:hAnsi="Times New Roman" w:cs="Times New Roman"/>
+                <w:kern w:val="3"/>
+                <w:sz w:val="28"/>
+                <w:szCs w:val="28"/>
+                <w14:ligatures w14:val="none"/>
+              </w:rPr>
+              <w:t>Високосный, 29, зима</w:t>
             </w:r>
           </w:p>
         </w:tc>
@@ -2349,15 +2466,7 @@
                 <w:sz w:val="28"/>
                 <w:szCs w:val="28"/>
               </w:rPr>
-              <w:t xml:space="preserve">Сумма: </w:t>
-            </w:r>
-            <w:r>
-              <w:rPr>
-                <w:rFonts w:ascii="Times New Roman" w:hAnsi="Times New Roman" w:cs="Times New Roman"/>
-                <w:sz w:val="28"/>
-                <w:szCs w:val="28"/>
-              </w:rPr>
-              <w:t>5500</w:t>
+              <w:t>2021</w:t>
             </w:r>
           </w:p>
           <w:p>
@@ -2367,28 +2476,14 @@
                 <w:ilvl w:val="0"/>
                 <w:numId w:val="0"/>
               </w:numPr>
-              <w:rPr>
-                <w:rFonts w:ascii="Times New Roman" w:hAnsi="Times New Roman" w:cs="Times New Roman"/>
-                <w:sz w:val="28"/>
-                <w:szCs w:val="28"/>
-                <w:lang w:val="en-US"/>
-              </w:rPr>
-            </w:pPr>
-            <w:r>
-              <w:rPr>
-                <w:rFonts w:ascii="Times New Roman" w:hAnsi="Times New Roman" w:cs="Times New Roman"/>
-                <w:sz w:val="28"/>
-                <w:szCs w:val="28"/>
-              </w:rPr>
-              <w:t xml:space="preserve">Внесено: </w:t>
-            </w:r>
-            <w:r>
-              <w:rPr>
-                <w:rFonts w:ascii="Times New Roman" w:hAnsi="Times New Roman" w:cs="Times New Roman"/>
-                <w:sz w:val="28"/>
-                <w:szCs w:val="28"/>
-              </w:rPr>
-              <w:t>4900</w:t>
+            </w:pPr>
+            <w:r>
+              <w:rPr>
+                <w:rFonts w:ascii="Times New Roman" w:hAnsi="Times New Roman" w:cs="Times New Roman"/>
+                <w:sz w:val="28"/>
+                <w:szCs w:val="28"/>
+              </w:rPr>
+              <w:t>12</w:t>
             </w:r>
           </w:p>
         </w:tc>
@@ -2397,47 +2492,15 @@
             <w:tcW w:w="6940" w:type="dxa"/>
           </w:tcPr>
           <w:p>
-            <w:pPr>
-              <w:rPr>
-                <w:rFonts w:ascii="Times New Roman" w:hAnsi="Times New Roman" w:cs="Times New Roman"/>
-                <w:sz w:val="28"/>
-                <w:szCs w:val="28"/>
-              </w:rPr>
-            </w:pPr>
-            <w:r>
-              <w:rPr>
-                <w:rFonts w:ascii="Times New Roman" w:hAnsi="Times New Roman" w:cs="Times New Roman"/>
-                <w:sz w:val="28"/>
-                <w:szCs w:val="28"/>
-              </w:rPr>
-              <w:t>4950</w:t>
-            </w:r>
-          </w:p>
-          <w:p>
-            <w:pPr>
-              <w:rPr>
-                <w:rFonts w:ascii="Times New Roman" w:hAnsi="Times New Roman" w:cs="Times New Roman"/>
-                <w:bCs w:val="0"/>
-                <w:sz w:val="28"/>
-                <w:szCs w:val="28"/>
-                <w:lang w:val="en-US"/>
-              </w:rPr>
-            </w:pPr>
-            <w:r>
-              <w:rPr>
-                <w:rFonts w:ascii="Times New Roman" w:hAnsi="Times New Roman" w:cs="Times New Roman"/>
-                <w:sz w:val="28"/>
-                <w:szCs w:val="28"/>
-              </w:rPr>
-              <w:t>Требуется доплатить</w:t>
-            </w:r>
-            <w:r>
-              <w:rPr>
-                <w:rFonts w:ascii="Times New Roman" w:hAnsi="Times New Roman" w:cs="Times New Roman"/>
-                <w:sz w:val="28"/>
-                <w:szCs w:val="28"/>
-              </w:rPr>
-              <w:t xml:space="preserve"> 50 руб</w:t>
+            <w:r>
+              <w:rPr>
+                <w:rFonts w:ascii="Times New Roman" w:hAnsi="Times New Roman" w:cs="Times New Roman"/>
+                <w:kern w:val="3"/>
+                <w:sz w:val="28"/>
+                <w:szCs w:val="28"/>
+                <w14:ligatures w14:val="none"/>
+              </w:rPr>
+              <w:t>Невисокосный, 31, зима</w:t>
             </w:r>
           </w:p>
         </w:tc>
@@ -2856,6 +2919,7 @@
         </w:numPr>
       </w:pPr>
       <w:r>
+        <w:lastRenderedPageBreak/>
         <w:t>Ответы на контрольные вопросы</w:t>
       </w:r>
     </w:p>
@@ -2868,7 +2932,6 @@
         </w:numPr>
       </w:pPr>
       <w:r>
-        <w:lastRenderedPageBreak/>
         <w:t>Вывод</w:t>
       </w:r>
     </w:p>
@@ -2905,7 +2968,15 @@
         </w:numPr>
       </w:pPr>
       <w:r>
-        <w:t>Какие существуют формы оператора if и каков их вид?</w:t>
+        <w:t xml:space="preserve">Какие существуют формы оператора </w:t>
+      </w:r>
+      <w:proofErr w:type="spellStart"/>
+      <w:r>
+        <w:t>if</w:t>
+      </w:r>
+      <w:proofErr w:type="spellEnd"/>
+      <w:r>
+        <w:t xml:space="preserve"> и каков их вид?</w:t>
       </w:r>
     </w:p>
     <w:p>
@@ -2929,7 +3000,23 @@
         </w:numPr>
       </w:pPr>
       <w:r>
-        <w:t>Для чего используется оператор switch case?</w:t>
+        <w:t xml:space="preserve">Для чего используется оператор </w:t>
+      </w:r>
+      <w:proofErr w:type="spellStart"/>
+      <w:r>
+        <w:t>switch</w:t>
+      </w:r>
+      <w:proofErr w:type="spellEnd"/>
+      <w:r>
+        <w:t xml:space="preserve"> </w:t>
+      </w:r>
+      <w:proofErr w:type="spellStart"/>
+      <w:r>
+        <w:t>case</w:t>
+      </w:r>
+      <w:proofErr w:type="spellEnd"/>
+      <w:r>
+        <w:t>?</w:t>
       </w:r>
     </w:p>
     <w:p>
@@ -3871,6 +3958,154 @@
   </w:num>
   <w:num w:numId="12" w16cid:durableId="1299335485">
     <w:abstractNumId w:val="1"/>
+  </w:num>
+  <w:num w:numId="13" w16cid:durableId="142739507">
+    <w:abstractNumId w:val="2"/>
+    <w:lvlOverride w:ilvl="0">
+      <w:lvl w:ilvl="0">
+        <w:start w:val="1"/>
+        <w:numFmt w:val="decimal"/>
+        <w:suff w:val="space"/>
+        <w:lvlText w:val="%1"/>
+        <w:lvlJc w:val="left"/>
+        <w:pPr>
+          <w:ind w:left="0" w:firstLine="0"/>
+        </w:pPr>
+        <w:rPr>
+          <w:rFonts w:ascii="Times New Roman" w:hAnsi="Times New Roman" w:hint="default"/>
+          <w:b/>
+          <w:sz w:val="28"/>
+        </w:rPr>
+      </w:lvl>
+    </w:lvlOverride>
+    <w:lvlOverride w:ilvl="1">
+      <w:lvl w:ilvl="1">
+        <w:start w:val="1"/>
+        <w:numFmt w:val="decimal"/>
+        <w:suff w:val="space"/>
+        <w:lvlText w:val="%1.%2"/>
+        <w:lvlJc w:val="left"/>
+        <w:pPr>
+          <w:ind w:left="0" w:firstLine="567"/>
+        </w:pPr>
+        <w:rPr>
+          <w:rFonts w:ascii="Times New Roman" w:hAnsi="Times New Roman" w:hint="default"/>
+          <w:sz w:val="28"/>
+        </w:rPr>
+      </w:lvl>
+    </w:lvlOverride>
+    <w:lvlOverride w:ilvl="2">
+      <w:lvl w:ilvl="2">
+        <w:start w:val="1"/>
+        <w:numFmt w:val="decimal"/>
+        <w:suff w:val="space"/>
+        <w:lvlText w:val="%1.%2.%3"/>
+        <w:lvlJc w:val="left"/>
+        <w:pPr>
+          <w:ind w:left="0" w:firstLine="567"/>
+        </w:pPr>
+        <w:rPr>
+          <w:rFonts w:ascii="Times New Roman" w:hAnsi="Times New Roman" w:hint="default"/>
+          <w:sz w:val="28"/>
+        </w:rPr>
+      </w:lvl>
+    </w:lvlOverride>
+    <w:lvlOverride w:ilvl="3">
+      <w:lvl w:ilvl="3">
+        <w:start w:val="1"/>
+        <w:numFmt w:val="decimal"/>
+        <w:suff w:val="space"/>
+        <w:lvlText w:val="%1.%2.%3.%4"/>
+        <w:lvlJc w:val="left"/>
+        <w:pPr>
+          <w:ind w:left="0" w:firstLine="567"/>
+        </w:pPr>
+        <w:rPr>
+          <w:rFonts w:ascii="Times New Roman" w:hAnsi="Times New Roman" w:hint="default"/>
+          <w:sz w:val="28"/>
+        </w:rPr>
+      </w:lvl>
+    </w:lvlOverride>
+    <w:lvlOverride w:ilvl="4">
+      <w:lvl w:ilvl="4">
+        <w:start w:val="1"/>
+        <w:numFmt w:val="decimal"/>
+        <w:suff w:val="space"/>
+        <w:lvlText w:val="%1.%2.%3.%4.%5"/>
+        <w:lvlJc w:val="left"/>
+        <w:pPr>
+          <w:ind w:left="0" w:firstLine="567"/>
+        </w:pPr>
+        <w:rPr>
+          <w:rFonts w:ascii="Times New Roman" w:hAnsi="Times New Roman" w:hint="default"/>
+          <w:sz w:val="28"/>
+        </w:rPr>
+      </w:lvl>
+    </w:lvlOverride>
+    <w:lvlOverride w:ilvl="5">
+      <w:lvl w:ilvl="5">
+        <w:start w:val="1"/>
+        <w:numFmt w:val="decimal"/>
+        <w:suff w:val="space"/>
+        <w:lvlText w:val="%1.%2.%3.%4.%5.%6"/>
+        <w:lvlJc w:val="left"/>
+        <w:pPr>
+          <w:ind w:left="0" w:firstLine="567"/>
+        </w:pPr>
+        <w:rPr>
+          <w:rFonts w:ascii="Times New Roman" w:hAnsi="Times New Roman" w:hint="default"/>
+          <w:sz w:val="28"/>
+        </w:rPr>
+      </w:lvl>
+    </w:lvlOverride>
+    <w:lvlOverride w:ilvl="6">
+      <w:lvl w:ilvl="6">
+        <w:start w:val="1"/>
+        <w:numFmt w:val="decimal"/>
+        <w:suff w:val="space"/>
+        <w:lvlText w:val="%1.%2.%3.%4.%5.%6.%7"/>
+        <w:lvlJc w:val="left"/>
+        <w:pPr>
+          <w:ind w:left="0" w:firstLine="567"/>
+        </w:pPr>
+        <w:rPr>
+          <w:rFonts w:ascii="Times New Roman" w:hAnsi="Times New Roman" w:hint="default"/>
+          <w:sz w:val="28"/>
+        </w:rPr>
+      </w:lvl>
+    </w:lvlOverride>
+    <w:lvlOverride w:ilvl="7">
+      <w:lvl w:ilvl="7">
+        <w:start w:val="1"/>
+        <w:numFmt w:val="decimal"/>
+        <w:suff w:val="space"/>
+        <w:lvlText w:val="%1.%2.%3.%4.%5.%6.%7.%8"/>
+        <w:lvlJc w:val="left"/>
+        <w:pPr>
+          <w:ind w:left="0" w:firstLine="567"/>
+        </w:pPr>
+        <w:rPr>
+          <w:rFonts w:ascii="Times New Roman" w:hAnsi="Times New Roman" w:hint="default"/>
+          <w:sz w:val="28"/>
+        </w:rPr>
+      </w:lvl>
+    </w:lvlOverride>
+    <w:lvlOverride w:ilvl="8">
+      <w:lvl w:ilvl="8">
+        <w:start w:val="1"/>
+        <w:numFmt w:val="decimal"/>
+        <w:suff w:val="space"/>
+        <w:lvlText w:val="%1.%2.%3.%4.%5.%6.%7.%8.%9"/>
+        <w:lvlJc w:val="left"/>
+        <w:pPr>
+          <w:ind w:left="0" w:firstLine="567"/>
+        </w:pPr>
+        <w:rPr>
+          <w:rFonts w:ascii="Times New Roman" w:hAnsi="Times New Roman" w:hint="default"/>
+          <w:sz w:val="28"/>
+        </w:rPr>
+      </w:lvl>
+    </w:lvlOverride>
   </w:num>
 </w:numbering>
 </file>
@@ -4514,6 +4749,7 @@
   <w:style w:type="character" w:default="1" w:styleId="a1">
     <w:name w:val="Default Paragraph Font"/>
     <w:uiPriority w:val="1"/>
+    <w:semiHidden/>
     <w:unhideWhenUsed/>
   </w:style>
   <w:style w:type="table" w:default="1" w:styleId="a2">
